--- a/briefings/线口监测午报-2026-10-31.docx
+++ b/briefings/线口监测午报-2026-10-31.docx
@@ -22,7 +22,7 @@
           <w:color w:val="888888"/>
           <w:sz w:val="18"/>
         </w:rPr>
-        <w:t>监测窗口:近48小时 | 生成时间:2026-10-31 13:50</w:t>
+        <w:t>监测窗口:近48小时 | 生成时间:2026-10-31 15:00</w:t>
       </w:r>
     </w:p>
     <w:p>
@@ -70,7 +70,7 @@
           <w:color w:val="888888"/>
           <w:sz w:val="24"/>
         </w:rPr>
-        <w:t>11 小时影响约 5000 开发者：AI 编程工具 Cursor 官方商城出现恶意 Claude Code 插件</w:t>
+        <w:t>AI 热潮降温？消息称 OpenAI 最新融资目标缩水 100 亿美元，降幅 33%</w:t>
       </w:r>
     </w:p>
     <w:p>
@@ -80,7 +80,7 @@
           <w:color w:val="888888"/>
           <w:sz w:val="18"/>
         </w:rPr>
-        <w:t>来源:IT之家 | 时间:10-31 13:36</w:t>
+        <w:t>来源:IT之家 | 时间:10-31 14:54</w:t>
       </w:r>
     </w:p>
     <w:p>
@@ -97,7 +97,7 @@
             <w:color w:val="0563C1"/>
             <w:u w:val="single"/>
           </w:rPr>
-          <w:t>11 小时影响约 5000 开发者：AI 编程工具 Cursor 官方商城出现恶意 Claude Code 插件</w:t>
+          <w:t>AI 热潮降温？消息称 OpenAI 最新融资目标缩水 100 亿美元，降幅 33%</w:t>
         </w:r>
       </w:hyperlink>
     </w:p>
@@ -121,7 +121,7 @@
           <w:color w:val="888888"/>
           <w:sz w:val="24"/>
         </w:rPr>
-        <w:t>OpenAI raises less than half of $30B target</w:t>
+        <w:t>OpenCode 启动 Cheepseek 第四阶段：10 美元订阅享 100 美元 DeepSeek V4.1 Flash 额度</w:t>
       </w:r>
     </w:p>
     <w:p>
@@ -131,7 +131,7 @@
           <w:color w:val="888888"/>
           <w:sz w:val="18"/>
         </w:rPr>
-        <w:t>来源:Hacker News | 时间:10-31 11:22</w:t>
+        <w:t>来源:IT之家 | 时间:10-31 14:40</w:t>
       </w:r>
     </w:p>
     <w:p>
@@ -148,7 +148,160 @@
             <w:color w:val="0563C1"/>
             <w:u w:val="single"/>
           </w:rPr>
-          <w:t>OpenAI raises less than half of $30B target</w:t>
+          <w:t>OpenCode 启动 Cheepseek 第四阶段：10 美元订阅享 100 美元 DeepSeek V4.1 Flash 额度</w:t>
+        </w:r>
+      </w:hyperlink>
+    </w:p>
+    <w:p>
+      <w:pPr>
+        <w:pStyle w:val="Heading3"/>
+      </w:pPr>
+      <w:r>
+        <w:rPr>
+          <w:rFonts w:ascii="Times New Roman" w:hAnsi="Times New Roman" w:eastAsia="黑体"/>
+          <w:b w:val="0"/>
+          <w:color w:val="888888"/>
+          <w:sz w:val="24"/>
+        </w:rPr>
+        <w:t>【C级·参考】</w:t>
+      </w:r>
+      <w:r>
+        <w:rPr>
+          <w:rFonts w:ascii="Times New Roman" w:hAnsi="Times New Roman" w:eastAsia="黑体"/>
+          <w:b w:val="0"/>
+          <w:color w:val="888888"/>
+          <w:sz w:val="24"/>
+        </w:rPr>
+        <w:t>Anthropic 出手：Claude Opus 5.5 不再帮你“AI 复刻游戏”</w:t>
+      </w:r>
+    </w:p>
+    <w:p>
+      <w:r>
+        <w:rPr>
+          <w:rFonts w:ascii="Times New Roman" w:hAnsi="Times New Roman" w:eastAsia="宋体"/>
+          <w:color w:val="888888"/>
+          <w:sz w:val="18"/>
+        </w:rPr>
+        <w:t>来源:IT之家 | 时间:10-31 14:26</w:t>
+      </w:r>
+    </w:p>
+    <w:p>
+      <w:r>
+        <w:rPr>
+          <w:rFonts w:ascii="Times New Roman" w:hAnsi="Times New Roman" w:eastAsia="宋体"/>
+          <w:sz w:val="18"/>
+        </w:rPr>
+        <w:t>链接:</w:t>
+      </w:r>
+      <w:hyperlink r:id="rId11">
+        <w:r>
+          <w:rPr>
+            <w:color w:val="0563C1"/>
+            <w:u w:val="single"/>
+          </w:rPr>
+          <w:t>Anthropic 出手：Claude Opus 5.5 不再帮你“AI 复刻游戏”</w:t>
+        </w:r>
+      </w:hyperlink>
+    </w:p>
+    <w:p>
+      <w:pPr>
+        <w:pStyle w:val="Heading3"/>
+      </w:pPr>
+      <w:r>
+        <w:rPr>
+          <w:rFonts w:ascii="Times New Roman" w:hAnsi="Times New Roman" w:eastAsia="黑体"/>
+          <w:b w:val="0"/>
+          <w:color w:val="888888"/>
+          <w:sz w:val="24"/>
+        </w:rPr>
+        <w:t>【C级·参考】</w:t>
+      </w:r>
+      <w:r>
+        <w:rPr>
+          <w:rFonts w:ascii="Times New Roman" w:hAnsi="Times New Roman" w:eastAsia="黑体"/>
+          <w:b w:val="0"/>
+          <w:color w:val="888888"/>
+          <w:sz w:val="24"/>
+        </w:rPr>
+        <w:t>不用反复退登了：ChatGPT 支持多账号切换，AI 工作号 / 生活号不再打架</w:t>
+      </w:r>
+    </w:p>
+    <w:p>
+      <w:r>
+        <w:rPr>
+          <w:rFonts w:ascii="Times New Roman" w:hAnsi="Times New Roman" w:eastAsia="宋体"/>
+          <w:color w:val="888888"/>
+          <w:sz w:val="18"/>
+        </w:rPr>
+        <w:t>来源:IT之家 | 时间:10-31 14:13</w:t>
+      </w:r>
+    </w:p>
+    <w:p>
+      <w:r>
+        <w:rPr>
+          <w:rFonts w:ascii="Times New Roman" w:hAnsi="Times New Roman" w:eastAsia="宋体"/>
+          <w:sz w:val="18"/>
+        </w:rPr>
+        <w:t>链接:</w:t>
+      </w:r>
+      <w:hyperlink r:id="rId12">
+        <w:r>
+          <w:rPr>
+            <w:color w:val="0563C1"/>
+            <w:u w:val="single"/>
+          </w:rPr>
+          <w:t>不用反复退登了：ChatGPT 支持多账号切换，AI 工作号 / 生活号不再打架</w:t>
+        </w:r>
+      </w:hyperlink>
+    </w:p>
+    <w:p>
+      <w:pPr>
+        <w:pStyle w:val="Heading3"/>
+      </w:pPr>
+      <w:r>
+        <w:rPr>
+          <w:rFonts w:ascii="Times New Roman" w:hAnsi="Times New Roman" w:eastAsia="黑体"/>
+          <w:b w:val="0"/>
+          <w:color w:val="888888"/>
+          <w:sz w:val="24"/>
+        </w:rPr>
+        <w:t>【C级·参考】</w:t>
+      </w:r>
+      <w:r>
+        <w:rPr>
+          <w:rFonts w:ascii="Times New Roman" w:hAnsi="Times New Roman" w:eastAsia="黑体"/>
+          <w:b w:val="0"/>
+          <w:color w:val="888888"/>
+          <w:sz w:val="24"/>
+        </w:rPr>
+        <w:t>11 小时影响约 5000 开发者：AI 编程工具 Cursor 官方商城出现恶意 Claude Code 插件</w:t>
+      </w:r>
+    </w:p>
+    <w:p>
+      <w:r>
+        <w:rPr>
+          <w:rFonts w:ascii="Times New Roman" w:hAnsi="Times New Roman" w:eastAsia="宋体"/>
+          <w:color w:val="888888"/>
+          <w:sz w:val="18"/>
+        </w:rPr>
+        <w:t>来源:IT之家 | 时间:10-31 13:36</w:t>
+      </w:r>
+    </w:p>
+    <w:p>
+      <w:r>
+        <w:rPr>
+          <w:rFonts w:ascii="Times New Roman" w:hAnsi="Times New Roman" w:eastAsia="宋体"/>
+          <w:sz w:val="18"/>
+        </w:rPr>
+        <w:t>链接:</w:t>
+      </w:r>
+      <w:hyperlink r:id="rId13">
+        <w:r>
+          <w:rPr>
+            <w:color w:val="0563C1"/>
+            <w:u w:val="single"/>
+          </w:rPr>
+          <w:t>11 小时影响约 5000 开发者：AI 编程工具 Cursor 官方商城出现恶意 Claude Code 插件</w:t>
         </w:r>
       </w:hyperlink>
     </w:p>
@@ -193,268 +346,13 @@
         </w:rPr>
         <w:t>链接:</w:t>
       </w:r>
-      <w:hyperlink r:id="rId11">
+      <w:hyperlink r:id="rId14">
         <w:r>
           <w:rPr>
             <w:color w:val="0563C1"/>
             <w:u w:val="single"/>
           </w:rPr>
           <w:t>揭露“女版乔布斯”骗局的人警告：AI 热潮或催生下一个 Theranos</w:t>
-        </w:r>
-      </w:hyperlink>
-    </w:p>
-    <w:p>
-      <w:pPr>
-        <w:pStyle w:val="Heading3"/>
-      </w:pPr>
-      <w:r>
-        <w:rPr>
-          <w:rFonts w:ascii="Times New Roman" w:hAnsi="Times New Roman" w:eastAsia="黑体"/>
-          <w:b w:val="0"/>
-          <w:color w:val="888888"/>
-          <w:sz w:val="24"/>
-        </w:rPr>
-        <w:t>【C级·参考】</w:t>
-      </w:r>
-      <w:r>
-        <w:rPr>
-          <w:rFonts w:ascii="Times New Roman" w:hAnsi="Times New Roman" w:eastAsia="黑体"/>
-          <w:b w:val="0"/>
-          <w:color w:val="888888"/>
-          <w:sz w:val="24"/>
-        </w:rPr>
-        <w:t>绝不为了 AI 而做 AI：苹果 CEO 特努斯产品宣言，AI 应隐身于体验</w:t>
-      </w:r>
-    </w:p>
-    <w:p>
-      <w:r>
-        <w:rPr>
-          <w:rFonts w:ascii="Times New Roman" w:hAnsi="Times New Roman" w:eastAsia="宋体"/>
-          <w:color w:val="888888"/>
-          <w:sz w:val="18"/>
-        </w:rPr>
-        <w:t>来源:IT之家 | 时间:10-31 08:33</w:t>
-      </w:r>
-    </w:p>
-    <w:p>
-      <w:r>
-        <w:rPr>
-          <w:rFonts w:ascii="Times New Roman" w:hAnsi="Times New Roman" w:eastAsia="宋体"/>
-          <w:sz w:val="18"/>
-        </w:rPr>
-        <w:t>链接:</w:t>
-      </w:r>
-      <w:hyperlink r:id="rId12">
-        <w:r>
-          <w:rPr>
-            <w:color w:val="0563C1"/>
-            <w:u w:val="single"/>
-          </w:rPr>
-          <w:t>绝不为了 AI 而做 AI：苹果 CEO 特努斯产品宣言，AI 应隐身于体验</w:t>
-        </w:r>
-      </w:hyperlink>
-    </w:p>
-    <w:p>
-      <w:pPr>
-        <w:pStyle w:val="Heading3"/>
-      </w:pPr>
-      <w:r>
-        <w:rPr>
-          <w:rFonts w:ascii="Times New Roman" w:hAnsi="Times New Roman" w:eastAsia="黑体"/>
-          <w:b w:val="0"/>
-          <w:color w:val="888888"/>
-          <w:sz w:val="24"/>
-        </w:rPr>
-        <w:t>【C级·参考】</w:t>
-      </w:r>
-      <w:r>
-        <w:rPr>
-          <w:rFonts w:ascii="Times New Roman" w:hAnsi="Times New Roman" w:eastAsia="黑体"/>
-          <w:b w:val="0"/>
-          <w:color w:val="888888"/>
-          <w:sz w:val="24"/>
-        </w:rPr>
-        <w:t>消息称字节 Seed 核心负责人周畅离职创业，方向为物理 AI</w:t>
-      </w:r>
-    </w:p>
-    <w:p>
-      <w:r>
-        <w:rPr>
-          <w:rFonts w:ascii="Times New Roman" w:hAnsi="Times New Roman" w:eastAsia="宋体"/>
-          <w:color w:val="888888"/>
-          <w:sz w:val="18"/>
-        </w:rPr>
-        <w:t>来源:IT之家 | 时间:10-31 08:27</w:t>
-      </w:r>
-    </w:p>
-    <w:p>
-      <w:r>
-        <w:rPr>
-          <w:rFonts w:ascii="Times New Roman" w:hAnsi="Times New Roman" w:eastAsia="宋体"/>
-          <w:sz w:val="18"/>
-        </w:rPr>
-        <w:t>链接:</w:t>
-      </w:r>
-      <w:hyperlink r:id="rId13">
-        <w:r>
-          <w:rPr>
-            <w:color w:val="0563C1"/>
-            <w:u w:val="single"/>
-          </w:rPr>
-          <w:t>消息称字节 Seed 核心负责人周畅离职创业，方向为物理 AI</w:t>
-        </w:r>
-      </w:hyperlink>
-    </w:p>
-    <w:p>
-      <w:pPr>
-        <w:pStyle w:val="Heading3"/>
-      </w:pPr>
-      <w:r>
-        <w:rPr>
-          <w:rFonts w:ascii="Times New Roman" w:hAnsi="Times New Roman" w:eastAsia="黑体"/>
-          <w:b w:val="0"/>
-          <w:color w:val="888888"/>
-          <w:sz w:val="24"/>
-        </w:rPr>
-        <w:t>【C级·参考】</w:t>
-      </w:r>
-      <w:r>
-        <w:rPr>
-          <w:rFonts w:ascii="Times New Roman" w:hAnsi="Times New Roman" w:eastAsia="黑体"/>
-          <w:b w:val="0"/>
-          <w:color w:val="888888"/>
-          <w:sz w:val="24"/>
-        </w:rPr>
-        <w:t>快手旗下可灵 AI 完成约 198 亿元增资</w:t>
-      </w:r>
-    </w:p>
-    <w:p>
-      <w:r>
-        <w:rPr>
-          <w:rFonts w:ascii="Times New Roman" w:hAnsi="Times New Roman" w:eastAsia="宋体"/>
-          <w:color w:val="888888"/>
-          <w:sz w:val="18"/>
-        </w:rPr>
-        <w:t>来源:IT之家 | 时间:10-31 08:16</w:t>
-      </w:r>
-    </w:p>
-    <w:p>
-      <w:r>
-        <w:rPr>
-          <w:rFonts w:ascii="Times New Roman" w:hAnsi="Times New Roman" w:eastAsia="宋体"/>
-          <w:sz w:val="18"/>
-        </w:rPr>
-        <w:t>链接:</w:t>
-      </w:r>
-      <w:hyperlink r:id="rId14">
-        <w:r>
-          <w:rPr>
-            <w:color w:val="0563C1"/>
-            <w:u w:val="single"/>
-          </w:rPr>
-          <w:t>快手旗下可灵 AI 完成约 198 亿元增资</w:t>
-        </w:r>
-      </w:hyperlink>
-    </w:p>
-    <w:p>
-      <w:pPr>
-        <w:pStyle w:val="Heading3"/>
-      </w:pPr>
-      <w:r>
-        <w:rPr>
-          <w:rFonts w:ascii="Times New Roman" w:hAnsi="Times New Roman" w:eastAsia="黑体"/>
-          <w:b w:val="0"/>
-          <w:color w:val="888888"/>
-          <w:sz w:val="24"/>
-        </w:rPr>
-        <w:t>【C级·参考】</w:t>
-      </w:r>
-      <w:r>
-        <w:rPr>
-          <w:rFonts w:ascii="Times New Roman" w:hAnsi="Times New Roman" w:eastAsia="黑体"/>
-          <w:b w:val="0"/>
-          <w:color w:val="888888"/>
-          <w:sz w:val="24"/>
-        </w:rPr>
-        <w:t>谷歌宣布达成“Hello World”里程碑：在轨运行的数据中心级 TPU 首次给出 AI 响应，生成了一首俳句</w:t>
-      </w:r>
-    </w:p>
-    <w:p>
-      <w:r>
-        <w:rPr>
-          <w:rFonts w:ascii="Times New Roman" w:hAnsi="Times New Roman" w:eastAsia="宋体"/>
-          <w:color w:val="888888"/>
-          <w:sz w:val="18"/>
-        </w:rPr>
-        <w:t>来源:IT之家 | 时间:10-31 07:51</w:t>
-      </w:r>
-    </w:p>
-    <w:p>
-      <w:r>
-        <w:rPr>
-          <w:rFonts w:ascii="Times New Roman" w:hAnsi="Times New Roman" w:eastAsia="宋体"/>
-          <w:sz w:val="18"/>
-        </w:rPr>
-        <w:t>链接:</w:t>
-      </w:r>
-      <w:hyperlink r:id="rId15">
-        <w:r>
-          <w:rPr>
-            <w:color w:val="0563C1"/>
-            <w:u w:val="single"/>
-          </w:rPr>
-          <w:t>谷歌宣布达成“Hello World”里程碑：在轨运行的数据中心级 TPU 首次给出 AI 响应，生成了一首俳句</w:t>
-        </w:r>
-      </w:hyperlink>
-    </w:p>
-    <w:p>
-      <w:pPr>
-        <w:pStyle w:val="Heading3"/>
-      </w:pPr>
-      <w:r>
-        <w:rPr>
-          <w:rFonts w:ascii="Times New Roman" w:hAnsi="Times New Roman" w:eastAsia="黑体"/>
-          <w:b w:val="0"/>
-          <w:color w:val="888888"/>
-          <w:sz w:val="24"/>
-        </w:rPr>
-        <w:t>【C级·参考】</w:t>
-      </w:r>
-      <w:r>
-        <w:rPr>
-          <w:rFonts w:ascii="Times New Roman" w:hAnsi="Times New Roman" w:eastAsia="黑体"/>
-          <w:b w:val="0"/>
-          <w:color w:val="888888"/>
-          <w:sz w:val="24"/>
-        </w:rPr>
-        <w:t>不是字节跳动：联发科拿下第二家 AI 芯片大客户，2028 年量产</w:t>
-      </w:r>
-    </w:p>
-    <w:p>
-      <w:r>
-        <w:rPr>
-          <w:rFonts w:ascii="Times New Roman" w:hAnsi="Times New Roman" w:eastAsia="宋体"/>
-          <w:color w:val="888888"/>
-          <w:sz w:val="18"/>
-        </w:rPr>
-        <w:t>来源:IT之家 | 时间:10-31 07:35</w:t>
-      </w:r>
-    </w:p>
-    <w:p>
-      <w:r>
-        <w:rPr>
-          <w:rFonts w:ascii="Times New Roman" w:hAnsi="Times New Roman" w:eastAsia="宋体"/>
-          <w:sz w:val="18"/>
-        </w:rPr>
-        <w:t>链接:</w:t>
-      </w:r>
-      <w:hyperlink r:id="rId16">
-        <w:r>
-          <w:rPr>
-            <w:color w:val="0563C1"/>
-            <w:u w:val="single"/>
-          </w:rPr>
-          <w:t>不是字节跳动：联发科拿下第二家 AI 芯片大客户，2028 年量产</w:t>
         </w:r>
       </w:hyperlink>
     </w:p>
@@ -499,7 +397,7 @@
         </w:rPr>
         <w:t>链接:</w:t>
       </w:r>
-      <w:hyperlink r:id="rId17">
+      <w:hyperlink r:id="rId15">
         <w:r>
           <w:rPr>
             <w:color w:val="0563C1"/>
@@ -550,7 +448,7 @@
         </w:rPr>
         <w:t>链接:</w:t>
       </w:r>
-      <w:hyperlink r:id="rId18">
+      <w:hyperlink r:id="rId16">
         <w:r>
           <w:rPr>
             <w:color w:val="0563C1"/>
@@ -601,7 +499,7 @@
         </w:rPr>
         <w:t>链接:</w:t>
       </w:r>
-      <w:hyperlink r:id="rId19">
+      <w:hyperlink r:id="rId17">
         <w:r>
           <w:rPr>
             <w:color w:val="0563C1"/>
@@ -652,13 +550,64 @@
         </w:rPr>
         <w:t>链接:</w:t>
       </w:r>
-      <w:hyperlink r:id="rId20">
+      <w:hyperlink r:id="rId18">
         <w:r>
           <w:rPr>
             <w:color w:val="0563C1"/>
             <w:u w:val="single"/>
           </w:rPr>
           <w:t>Rokid把全彩AI眼镜，卖到了4999元</w:t>
+        </w:r>
+      </w:hyperlink>
+    </w:p>
+    <w:p>
+      <w:pPr>
+        <w:pStyle w:val="Heading3"/>
+      </w:pPr>
+      <w:r>
+        <w:rPr>
+          <w:rFonts w:ascii="Times New Roman" w:hAnsi="Times New Roman" w:eastAsia="黑体"/>
+          <w:b w:val="0"/>
+          <w:color w:val="888888"/>
+          <w:sz w:val="24"/>
+        </w:rPr>
+        <w:t>【C级·参考】</w:t>
+      </w:r>
+      <w:r>
+        <w:rPr>
+          <w:rFonts w:ascii="Times New Roman" w:hAnsi="Times New Roman" w:eastAsia="黑体"/>
+          <w:b w:val="0"/>
+          <w:color w:val="888888"/>
+          <w:sz w:val="24"/>
+        </w:rPr>
+        <w:t>对话Rokid祝铭明：线下反超线上，AI眼镜撕掉“玩具”标签</w:t>
+      </w:r>
+    </w:p>
+    <w:p>
+      <w:r>
+        <w:rPr>
+          <w:rFonts w:ascii="Times New Roman" w:hAnsi="Times New Roman" w:eastAsia="宋体"/>
+          <w:color w:val="888888"/>
+          <w:sz w:val="18"/>
+        </w:rPr>
+        <w:t>来源:Bing新闻 | 时间:10-30 17:48</w:t>
+      </w:r>
+    </w:p>
+    <w:p>
+      <w:r>
+        <w:rPr>
+          <w:rFonts w:ascii="Times New Roman" w:hAnsi="Times New Roman" w:eastAsia="宋体"/>
+          <w:sz w:val="18"/>
+        </w:rPr>
+        <w:t>链接:</w:t>
+      </w:r>
+      <w:hyperlink r:id="rId19">
+        <w:r>
+          <w:rPr>
+            <w:color w:val="0563C1"/>
+            <w:u w:val="single"/>
+          </w:rPr>
+          <w:t>对话Rokid祝铭明：线下反超线上，AI眼镜撕掉“玩具”标签</w:t>
         </w:r>
       </w:hyperlink>
     </w:p>
@@ -703,7 +652,7 @@
         </w:rPr>
         <w:t>链接:</w:t>
       </w:r>
-      <w:hyperlink r:id="rId21">
+      <w:hyperlink r:id="rId20">
         <w:r>
           <w:rPr>
             <w:color w:val="0563C1"/>
@@ -754,7 +703,7 @@
         </w:rPr>
         <w:t>链接:</w:t>
       </w:r>
-      <w:hyperlink r:id="rId22">
+      <w:hyperlink r:id="rId21">
         <w:r>
           <w:rPr>
             <w:color w:val="0563C1"/>
@@ -805,7 +754,7 @@
         </w:rPr>
         <w:t>链接:</w:t>
       </w:r>
-      <w:hyperlink r:id="rId23">
+      <w:hyperlink r:id="rId22">
         <w:r>
           <w:rPr>
             <w:color w:val="0563C1"/>
@@ -856,7 +805,7 @@
         </w:rPr>
         <w:t>链接:</w:t>
       </w:r>
-      <w:hyperlink r:id="rId24">
+      <w:hyperlink r:id="rId23">
         <w:r>
           <w:rPr>
             <w:color w:val="0563C1"/>
@@ -907,7 +856,7 @@
         </w:rPr>
         <w:t>链接:</w:t>
       </w:r>
-      <w:hyperlink r:id="rId25">
+      <w:hyperlink r:id="rId24">
         <w:r>
           <w:rPr>
             <w:color w:val="0563C1"/>
@@ -947,7 +896,58 @@
           <w:color w:val="888888"/>
           <w:sz w:val="18"/>
         </w:rPr>
-        <w:t>来源:Bing新闻 | 时间:10-30 01:01</w:t>
+        <w:t>来源:Bing新闻 | 时间:10-30 04:04</w:t>
+      </w:r>
+    </w:p>
+    <w:p>
+      <w:r>
+        <w:rPr>
+          <w:rFonts w:ascii="Times New Roman" w:hAnsi="Times New Roman" w:eastAsia="宋体"/>
+          <w:sz w:val="18"/>
+        </w:rPr>
+        <w:t>链接:</w:t>
+      </w:r>
+      <w:hyperlink r:id="rId25">
+        <w:r>
+          <w:rPr>
+            <w:color w:val="0563C1"/>
+            <w:u w:val="single"/>
+          </w:rPr>
+          <w:t>资本抢投、大厂押注，AI眼镜最大赢家是售价50的华强北？</w:t>
+        </w:r>
+      </w:hyperlink>
+    </w:p>
+    <w:p>
+      <w:pPr>
+        <w:pStyle w:val="Heading3"/>
+      </w:pPr>
+      <w:r>
+        <w:rPr>
+          <w:rFonts w:ascii="Times New Roman" w:hAnsi="Times New Roman" w:eastAsia="黑体"/>
+          <w:b w:val="0"/>
+          <w:color w:val="888888"/>
+          <w:sz w:val="24"/>
+        </w:rPr>
+        <w:t>【C级·参考】</w:t>
+      </w:r>
+      <w:r>
+        <w:rPr>
+          <w:rFonts w:ascii="Times New Roman" w:hAnsi="Times New Roman" w:eastAsia="黑体"/>
+          <w:b w:val="0"/>
+          <w:color w:val="888888"/>
+          <w:sz w:val="24"/>
+        </w:rPr>
+        <w:t>新芯航途发布大模型芯片X7 Ultra，释放10倍模型参数</w:t>
+      </w:r>
+    </w:p>
+    <w:p>
+      <w:r>
+        <w:rPr>
+          <w:rFonts w:ascii="Times New Roman" w:hAnsi="Times New Roman" w:eastAsia="宋体"/>
+          <w:color w:val="888888"/>
+          <w:sz w:val="18"/>
+        </w:rPr>
+        <w:t>来源:Bing新闻 | 时间:10-30 00:18</w:t>
       </w:r>
     </w:p>
     <w:p>
@@ -964,7 +964,58 @@
             <w:color w:val="0563C1"/>
             <w:u w:val="single"/>
           </w:rPr>
-          <w:t>资本抢投、大厂押注，AI眼镜最大赢家是售价50的华强北？</w:t>
+          <w:t>新芯航途发布大模型芯片X7 Ultra，释放10倍模型参数</w:t>
+        </w:r>
+      </w:hyperlink>
+    </w:p>
+    <w:p>
+      <w:pPr>
+        <w:pStyle w:val="Heading3"/>
+      </w:pPr>
+      <w:r>
+        <w:rPr>
+          <w:rFonts w:ascii="Times New Roman" w:hAnsi="Times New Roman" w:eastAsia="黑体"/>
+          <w:b w:val="0"/>
+          <w:color w:val="888888"/>
+          <w:sz w:val="24"/>
+        </w:rPr>
+        <w:t>【C级·参考】</w:t>
+      </w:r>
+      <w:r>
+        <w:rPr>
+          <w:rFonts w:ascii="Times New Roman" w:hAnsi="Times New Roman" w:eastAsia="黑体"/>
+          <w:b w:val="0"/>
+          <w:color w:val="888888"/>
+          <w:sz w:val="24"/>
+        </w:rPr>
+        <w:t>2026年AI眼镜分化，双11买智能眼镜该看什么？</w:t>
+      </w:r>
+    </w:p>
+    <w:p>
+      <w:r>
+        <w:rPr>
+          <w:rFonts w:ascii="Times New Roman" w:hAnsi="Times New Roman" w:eastAsia="宋体"/>
+          <w:color w:val="888888"/>
+          <w:sz w:val="18"/>
+        </w:rPr>
+        <w:t>来源:Bing新闻 | 时间:10-29 23:19</w:t>
+      </w:r>
+    </w:p>
+    <w:p>
+      <w:r>
+        <w:rPr>
+          <w:rFonts w:ascii="Times New Roman" w:hAnsi="Times New Roman" w:eastAsia="宋体"/>
+          <w:sz w:val="18"/>
+        </w:rPr>
+        <w:t>链接:</w:t>
+      </w:r>
+      <w:hyperlink r:id="rId27">
+        <w:r>
+          <w:rPr>
+            <w:color w:val="0563C1"/>
+            <w:u w:val="single"/>
+          </w:rPr>
+          <w:t>2026年AI眼镜分化，双11买智能眼镜该看什么？</w:t>
         </w:r>
       </w:hyperlink>
     </w:p>
@@ -1072,7 +1123,7 @@
         </w:rPr>
         <w:t>链接:</w:t>
       </w:r>
-      <w:hyperlink r:id="rId27">
+      <w:hyperlink r:id="rId28">
         <w:r>
           <w:rPr>
             <w:color w:val="0563C1"/>
@@ -1123,7 +1174,7 @@
         </w:rPr>
         <w:t>链接:</w:t>
       </w:r>
-      <w:hyperlink r:id="rId28">
+      <w:hyperlink r:id="rId29">
         <w:r>
           <w:rPr>
             <w:color w:val="0563C1"/>
@@ -1174,115 +1225,13 @@
         </w:rPr>
         <w:t>链接:</w:t>
       </w:r>
-      <w:hyperlink r:id="rId29">
+      <w:hyperlink r:id="rId30">
         <w:r>
           <w:rPr>
             <w:color w:val="0563C1"/>
             <w:u w:val="single"/>
           </w:rPr>
           <w:t>微软更新 Win11 26H2 26340.9843 预览版：重构搜索体验，增强 XBOX 游戏模式</w:t>
-        </w:r>
-      </w:hyperlink>
-    </w:p>
-    <w:p>
-      <w:pPr>
-        <w:pStyle w:val="Heading3"/>
-      </w:pPr>
-      <w:r>
-        <w:rPr>
-          <w:rFonts w:ascii="Times New Roman" w:hAnsi="Times New Roman" w:eastAsia="黑体"/>
-          <w:b w:val="0"/>
-          <w:color w:val="888888"/>
-          <w:sz w:val="24"/>
-        </w:rPr>
-        <w:t>【C级·参考】</w:t>
-      </w:r>
-      <w:r>
-        <w:rPr>
-          <w:rFonts w:ascii="Times New Roman" w:hAnsi="Times New Roman" w:eastAsia="黑体"/>
-          <w:b w:val="0"/>
-          <w:color w:val="888888"/>
-          <w:sz w:val="24"/>
-        </w:rPr>
-        <w:t>宏碁掠夺者 · 战斧 9 Neo 游戏本 14650HX + 5070 12GB 配置发售，12999 元</w:t>
-      </w:r>
-    </w:p>
-    <w:p>
-      <w:r>
-        <w:rPr>
-          <w:rFonts w:ascii="Times New Roman" w:hAnsi="Times New Roman" w:eastAsia="宋体"/>
-          <w:color w:val="888888"/>
-          <w:sz w:val="18"/>
-        </w:rPr>
-        <w:t>来源:IT之家 | 时间:10-31 08:39</w:t>
-      </w:r>
-    </w:p>
-    <w:p>
-      <w:r>
-        <w:rPr>
-          <w:rFonts w:ascii="Times New Roman" w:hAnsi="Times New Roman" w:eastAsia="宋体"/>
-          <w:sz w:val="18"/>
-        </w:rPr>
-        <w:t>链接:</w:t>
-      </w:r>
-      <w:hyperlink r:id="rId30">
-        <w:r>
-          <w:rPr>
-            <w:color w:val="0563C1"/>
-            <w:u w:val="single"/>
-          </w:rPr>
-          <w:t>宏碁掠夺者 · 战斧 9 Neo 游戏本 14650HX + 5070 12GB 配置发售，12999 元</w:t>
-        </w:r>
-      </w:hyperlink>
-    </w:p>
-    <w:p>
-      <w:pPr>
-        <w:pStyle w:val="Heading3"/>
-      </w:pPr>
-      <w:r>
-        <w:rPr>
-          <w:rFonts w:ascii="Times New Roman" w:hAnsi="Times New Roman" w:eastAsia="黑体"/>
-          <w:b w:val="0"/>
-          <w:color w:val="888888"/>
-          <w:sz w:val="24"/>
-        </w:rPr>
-        <w:t>【C级·参考】</w:t>
-      </w:r>
-      <w:r>
-        <w:rPr>
-          <w:rFonts w:ascii="Times New Roman" w:hAnsi="Times New Roman" w:eastAsia="黑体"/>
-          <w:b w:val="0"/>
-          <w:color w:val="888888"/>
-          <w:sz w:val="24"/>
-        </w:rPr>
-        <w:t>开源兼容层 Wine 11.21 发布：Linux 上玩《上古卷轴 5：天际》等游戏更流畅</w:t>
-      </w:r>
-    </w:p>
-    <w:p>
-      <w:r>
-        <w:rPr>
-          <w:rFonts w:ascii="Times New Roman" w:hAnsi="Times New Roman" w:eastAsia="宋体"/>
-          <w:color w:val="888888"/>
-          <w:sz w:val="18"/>
-        </w:rPr>
-        <w:t>来源:IT之家 | 时间:10-31 08:10</w:t>
-      </w:r>
-    </w:p>
-    <w:p>
-      <w:r>
-        <w:rPr>
-          <w:rFonts w:ascii="Times New Roman" w:hAnsi="Times New Roman" w:eastAsia="宋体"/>
-          <w:sz w:val="18"/>
-        </w:rPr>
-        <w:t>链接:</w:t>
-      </w:r>
-      <w:hyperlink r:id="rId31">
-        <w:r>
-          <w:rPr>
-            <w:color w:val="0563C1"/>
-            <w:u w:val="single"/>
-          </w:rPr>
-          <w:t>开源兼容层 Wine 11.21 发布：Linux 上玩《上古卷轴 5：天际》等游戏更流畅</w:t>
         </w:r>
       </w:hyperlink>
     </w:p>
@@ -1327,7 +1276,7 @@
         </w:rPr>
         <w:t>链接:</w:t>
       </w:r>
-      <w:hyperlink r:id="rId32">
+      <w:hyperlink r:id="rId31">
         <w:r>
           <w:rPr>
             <w:color w:val="0563C1"/>
@@ -1378,7 +1327,7 @@
         </w:rPr>
         <w:t>链接:</w:t>
       </w:r>
-      <w:hyperlink r:id="rId33">
+      <w:hyperlink r:id="rId32">
         <w:r>
           <w:rPr>
             <w:color w:val="0563C1"/>
@@ -1429,7 +1378,7 @@
         </w:rPr>
         <w:t>链接:</w:t>
       </w:r>
-      <w:hyperlink r:id="rId34">
+      <w:hyperlink r:id="rId33">
         <w:r>
           <w:rPr>
             <w:color w:val="0563C1"/>
@@ -1480,7 +1429,7 @@
         </w:rPr>
         <w:t>链接:</w:t>
       </w:r>
-      <w:hyperlink r:id="rId35">
+      <w:hyperlink r:id="rId34">
         <w:r>
           <w:rPr>
             <w:color w:val="0563C1"/>
@@ -1543,7 +1492,7 @@
         </w:rPr>
         <w:t>链接:</w:t>
       </w:r>
-      <w:hyperlink r:id="rId36">
+      <w:hyperlink r:id="rId35">
         <w:r>
           <w:rPr>
             <w:color w:val="0563C1"/>
@@ -1594,7 +1543,7 @@
         </w:rPr>
         <w:t>链接:</w:t>
       </w:r>
-      <w:hyperlink r:id="rId37">
+      <w:hyperlink r:id="rId36">
         <w:r>
           <w:rPr>
             <w:color w:val="0563C1"/>
@@ -1645,13 +1594,64 @@
         </w:rPr>
         <w:t>链接:</w:t>
       </w:r>
+      <w:hyperlink r:id="rId37">
+        <w:r>
+          <w:rPr>
+            <w:color w:val="0563C1"/>
+            <w:u w:val="single"/>
+          </w:rPr>
+          <w:t>上市 5999 元：小米 MIX Flip 2 小折叠手机国补后 2378 元新低</w:t>
+        </w:r>
+      </w:hyperlink>
+    </w:p>
+    <w:p>
+      <w:pPr>
+        <w:pStyle w:val="Heading3"/>
+      </w:pPr>
+      <w:r>
+        <w:rPr>
+          <w:rFonts w:ascii="Times New Roman" w:hAnsi="Times New Roman" w:eastAsia="黑体"/>
+          <w:b w:val="0"/>
+          <w:color w:val="888888"/>
+          <w:sz w:val="24"/>
+        </w:rPr>
+        <w:t>【C级·参考】</w:t>
+      </w:r>
+      <w:r>
+        <w:rPr>
+          <w:rFonts w:ascii="Times New Roman" w:hAnsi="Times New Roman" w:eastAsia="黑体"/>
+          <w:b w:val="0"/>
+          <w:color w:val="888888"/>
+          <w:sz w:val="24"/>
+        </w:rPr>
+        <w:t>1499 → 773 元国补直降：小米米家净水器 2 破冰新低，1200G 大通量 + 7 年 RO 滤芯</w:t>
+      </w:r>
+    </w:p>
+    <w:p>
+      <w:r>
+        <w:rPr>
+          <w:rFonts w:ascii="Times New Roman" w:hAnsi="Times New Roman" w:eastAsia="宋体"/>
+          <w:color w:val="888888"/>
+          <w:sz w:val="18"/>
+        </w:rPr>
+        <w:t>来源:IT之家 | 时间:10-30 20:44</w:t>
+      </w:r>
+    </w:p>
+    <w:p>
+      <w:r>
+        <w:rPr>
+          <w:rFonts w:ascii="Times New Roman" w:hAnsi="Times New Roman" w:eastAsia="宋体"/>
+          <w:sz w:val="18"/>
+        </w:rPr>
+        <w:t>链接:</w:t>
+      </w:r>
       <w:hyperlink r:id="rId38">
         <w:r>
           <w:rPr>
             <w:color w:val="0563C1"/>
             <w:u w:val="single"/>
           </w:rPr>
-          <w:t>上市 5999 元：小米 MIX Flip 2 小折叠手机国补后 2378 元新低</w:t>
+          <w:t>1499 → 773 元国补直降：小米米家净水器 2 破冰新低，1200G 大通量 + 7 年 RO 滤芯</w:t>
         </w:r>
       </w:hyperlink>
     </w:p>
@@ -1681,7 +1681,7 @@
           <w:rFonts w:ascii="Times New Roman" w:hAnsi="Times New Roman" w:eastAsia="宋体"/>
           <w:sz w:val="18"/>
         </w:rPr>
-        <w:t>IT之家(60)、GameLook(6)、HackerNews(5)、Bing新闻(9)</w:t>
+        <w:t>IT之家(60)、GameLook(6)、HackerNews(4)、Bing新闻(11)</w:t>
       </w:r>
     </w:p>
     <w:p>

--- a/briefings/线口监测午报-2026-10-31.docx
+++ b/briefings/线口监测午报-2026-10-31.docx
@@ -22,7 +22,7 @@
           <w:color w:val="888888"/>
           <w:sz w:val="18"/>
         </w:rPr>
-        <w:t>监测窗口:近48小时 | 生成时间:2026-10-31 15:00</w:t>
+        <w:t>监测窗口:近48小时 | 生成时间:2026-10-31 21:35</w:t>
       </w:r>
     </w:p>
     <w:p>
@@ -70,7 +70,7 @@
           <w:color w:val="888888"/>
           <w:sz w:val="24"/>
         </w:rPr>
-        <w:t>AI 热潮降温？消息称 OpenAI 最新融资目标缩水 100 亿美元，降幅 33%</w:t>
+        <w:t>存储芯片短缺加剧之际，OpenAI 奥尔特曼赴韩与约 50 名三星高管会面</w:t>
       </w:r>
     </w:p>
     <w:p>
@@ -80,7 +80,7 @@
           <w:color w:val="888888"/>
           <w:sz w:val="18"/>
         </w:rPr>
-        <w:t>来源:IT之家 | 时间:10-31 14:54</w:t>
+        <w:t>来源:IT之家 | 时间:10-31 20:10</w:t>
       </w:r>
     </w:p>
     <w:p>
@@ -97,7 +97,7 @@
             <w:color w:val="0563C1"/>
             <w:u w:val="single"/>
           </w:rPr>
-          <w:t>AI 热潮降温？消息称 OpenAI 最新融资目标缩水 100 亿美元，降幅 33%</w:t>
+          <w:t>存储芯片短缺加剧之际，OpenAI 奥尔特曼赴韩与约 50 名三星高管会面</w:t>
         </w:r>
       </w:hyperlink>
     </w:p>
@@ -121,7 +121,7 @@
           <w:color w:val="888888"/>
           <w:sz w:val="24"/>
         </w:rPr>
-        <w:t>OpenCode 启动 Cheepseek 第四阶段：10 美元订阅享 100 美元 DeepSeek V4.1 Flash 额度</w:t>
+        <w:t>号称全球首创：香港公司 Arrowmax 推出 AI 电动螺丝刀 S1，能用摄像头识别螺丝类型</w:t>
       </w:r>
     </w:p>
     <w:p>
@@ -131,7 +131,7 @@
           <w:color w:val="888888"/>
           <w:sz w:val="18"/>
         </w:rPr>
-        <w:t>来源:IT之家 | 时间:10-31 14:40</w:t>
+        <w:t>来源:IT之家 | 时间:10-31 19:57</w:t>
       </w:r>
     </w:p>
     <w:p>
@@ -148,7 +148,7 @@
             <w:color w:val="0563C1"/>
             <w:u w:val="single"/>
           </w:rPr>
-          <w:t>OpenCode 启动 Cheepseek 第四阶段：10 美元订阅享 100 美元 DeepSeek V4.1 Flash 额度</w:t>
+          <w:t>号称全球首创：香港公司 Arrowmax 推出 AI 电动螺丝刀 S1，能用摄像头识别螺丝类型</w:t>
         </w:r>
       </w:hyperlink>
     </w:p>
@@ -172,7 +172,7 @@
           <w:color w:val="888888"/>
           <w:sz w:val="24"/>
         </w:rPr>
-        <w:t>Anthropic 出手：Claude Opus 5.5 不再帮你“AI 复刻游戏”</w:t>
+        <w:t>宏碁非凡 Go Air 新增 16+512GB 存储版本：酷睿 Ultra 5 125H 售 6999 元，999g 轻薄设计</w:t>
       </w:r>
     </w:p>
     <w:p>
@@ -182,7 +182,7 @@
           <w:color w:val="888888"/>
           <w:sz w:val="18"/>
         </w:rPr>
-        <w:t>来源:IT之家 | 时间:10-31 14:26</w:t>
+        <w:t>来源:IT之家 | 时间:10-31 18:50</w:t>
       </w:r>
     </w:p>
     <w:p>
@@ -199,7 +199,7 @@
             <w:color w:val="0563C1"/>
             <w:u w:val="single"/>
           </w:rPr>
-          <w:t>Anthropic 出手：Claude Opus 5.5 不再帮你“AI 复刻游戏”</w:t>
+          <w:t>宏碁非凡 Go Air 新增 16+512GB 存储版本：酷睿 Ultra 5 125H 售 6999 元，999g 轻薄设计</w:t>
         </w:r>
       </w:hyperlink>
     </w:p>
@@ -223,7 +223,7 @@
           <w:color w:val="888888"/>
           <w:sz w:val="24"/>
         </w:rPr>
-        <w:t>不用反复退登了：ChatGPT 支持多账号切换，AI 工作号 / 生活号不再打架</w:t>
+        <w:t>Serbia just elected the world's brainiest parliament</w:t>
       </w:r>
     </w:p>
     <w:p>
@@ -233,7 +233,7 @@
           <w:color w:val="888888"/>
           <w:sz w:val="18"/>
         </w:rPr>
-        <w:t>来源:IT之家 | 时间:10-31 14:13</w:t>
+        <w:t>来源:Hacker News | 时间:10-31 18:21</w:t>
       </w:r>
     </w:p>
     <w:p>
@@ -250,7 +250,7 @@
             <w:color w:val="0563C1"/>
             <w:u w:val="single"/>
           </w:rPr>
-          <w:t>不用反复退登了：ChatGPT 支持多账号切换，AI 工作号 / 生活号不再打架</w:t>
+          <w:t>Serbia just elected the world's brainiest parliament</w:t>
         </w:r>
       </w:hyperlink>
     </w:p>
@@ -274,7 +274,7 @@
           <w:color w:val="888888"/>
           <w:sz w:val="24"/>
         </w:rPr>
-        <w:t>11 小时影响约 5000 开发者：AI 编程工具 Cursor 官方商城出现恶意 Claude Code 插件</w:t>
+        <w:t>理想 AI 眼镜 Livis 10 月 OTA 升级，个人 Agent 新增接入 Hermes</w:t>
       </w:r>
     </w:p>
     <w:p>
@@ -284,7 +284,7 @@
           <w:color w:val="888888"/>
           <w:sz w:val="18"/>
         </w:rPr>
-        <w:t>来源:IT之家 | 时间:10-31 13:36</w:t>
+        <w:t>来源:IT之家 | 时间:10-31 17:31</w:t>
       </w:r>
     </w:p>
     <w:p>
@@ -301,7 +301,7 @@
             <w:color w:val="0563C1"/>
             <w:u w:val="single"/>
           </w:rPr>
-          <w:t>11 小时影响约 5000 开发者：AI 编程工具 Cursor 官方商城出现恶意 Claude Code 插件</w:t>
+          <w:t>理想 AI 眼镜 Livis 10 月 OTA 升级，个人 Agent 新增接入 Hermes</w:t>
         </w:r>
       </w:hyperlink>
     </w:p>
@@ -325,7 +325,7 @@
           <w:color w:val="888888"/>
           <w:sz w:val="24"/>
         </w:rPr>
-        <w:t>揭露“女版乔布斯”骗局的人警告：AI 热潮或催生下一个 Theranos</w:t>
+        <w:t>马斯克 SpaceXAI 收购 Cursor 后，Grok 已支持中国银联和支付宝付款</w:t>
       </w:r>
     </w:p>
     <w:p>
@@ -335,7 +335,7 @@
           <w:color w:val="888888"/>
           <w:sz w:val="18"/>
         </w:rPr>
-        <w:t>来源:IT之家 | 时间:10-31 08:59</w:t>
+        <w:t>来源:IT之家 | 时间:10-31 15:52</w:t>
       </w:r>
     </w:p>
     <w:p>
@@ -352,7 +352,7 @@
             <w:color w:val="0563C1"/>
             <w:u w:val="single"/>
           </w:rPr>
-          <w:t>揭露“女版乔布斯”骗局的人警告：AI 热潮或催生下一个 Theranos</w:t>
+          <w:t>马斯克 SpaceXAI 收购 Cursor 后，Grok 已支持中国银联和支付宝付款</w:t>
         </w:r>
       </w:hyperlink>
     </w:p>
@@ -376,7 +376,7 @@
           <w:color w:val="888888"/>
           <w:sz w:val="24"/>
         </w:rPr>
-        <w:t>Through Captain Jean-Luc Picard, Patrick Stewart taught us the measure of a man</w:t>
+        <w:t>全球首富马斯克预言：2029 年太空 AI 算力将远超地面算力</w:t>
       </w:r>
     </w:p>
     <w:p>
@@ -386,7 +386,7 @@
           <w:color w:val="888888"/>
           <w:sz w:val="18"/>
         </w:rPr>
-        <w:t>来源:Hacker News | 时间:10-31 04:23</w:t>
+        <w:t>来源:IT之家 | 时间:10-31 15:32</w:t>
       </w:r>
     </w:p>
     <w:p>
@@ -403,58 +403,7 @@
             <w:color w:val="0563C1"/>
             <w:u w:val="single"/>
           </w:rPr>
-          <w:t>Through Captain Jean-Luc Picard, Patrick Stewart taught us the measure of a man</w:t>
-        </w:r>
-      </w:hyperlink>
-    </w:p>
-    <w:p>
-      <w:pPr>
-        <w:pStyle w:val="Heading3"/>
-      </w:pPr>
-      <w:r>
-        <w:rPr>
-          <w:rFonts w:ascii="Times New Roman" w:hAnsi="Times New Roman" w:eastAsia="黑体"/>
-          <w:b w:val="0"/>
-          <w:color w:val="888888"/>
-          <w:sz w:val="24"/>
-        </w:rPr>
-        <w:t>【C级·参考】</w:t>
-      </w:r>
-      <w:r>
-        <w:rPr>
-          <w:rFonts w:ascii="Times New Roman" w:hAnsi="Times New Roman" w:eastAsia="黑体"/>
-          <w:b w:val="0"/>
-          <w:color w:val="888888"/>
-          <w:sz w:val="24"/>
-        </w:rPr>
-        <w:t>AI isn't replacing SREs, it's deskilling them</w:t>
-      </w:r>
-    </w:p>
-    <w:p>
-      <w:r>
-        <w:rPr>
-          <w:rFonts w:ascii="Times New Roman" w:hAnsi="Times New Roman" w:eastAsia="宋体"/>
-          <w:color w:val="888888"/>
-          <w:sz w:val="18"/>
-        </w:rPr>
-        <w:t>来源:Hacker News | 时间:10-30 23:52</w:t>
-      </w:r>
-    </w:p>
-    <w:p>
-      <w:r>
-        <w:rPr>
-          <w:rFonts w:ascii="Times New Roman" w:hAnsi="Times New Roman" w:eastAsia="宋体"/>
-          <w:sz w:val="18"/>
-        </w:rPr>
-        <w:t>链接:</w:t>
-      </w:r>
-      <w:hyperlink r:id="rId16">
-        <w:r>
-          <w:rPr>
-            <w:color w:val="0563C1"/>
-            <w:u w:val="single"/>
-          </w:rPr>
-          <w:t>AI isn't replacing SREs, it's deskilling them</w:t>
+          <w:t>全球首富马斯克预言：2029 年太空 AI 算力将远超地面算力</w:t>
         </w:r>
       </w:hyperlink>
     </w:p>
@@ -499,7 +448,7 @@
         </w:rPr>
         <w:t>链接:</w:t>
       </w:r>
-      <w:hyperlink r:id="rId17">
+      <w:hyperlink r:id="rId16">
         <w:r>
           <w:rPr>
             <w:color w:val="0563C1"/>
@@ -550,64 +499,13 @@
         </w:rPr>
         <w:t>链接:</w:t>
       </w:r>
-      <w:hyperlink r:id="rId18">
+      <w:hyperlink r:id="rId17">
         <w:r>
           <w:rPr>
             <w:color w:val="0563C1"/>
             <w:u w:val="single"/>
           </w:rPr>
           <w:t>Rokid把全彩AI眼镜，卖到了4999元</w:t>
-        </w:r>
-      </w:hyperlink>
-    </w:p>
-    <w:p>
-      <w:pPr>
-        <w:pStyle w:val="Heading3"/>
-      </w:pPr>
-      <w:r>
-        <w:rPr>
-          <w:rFonts w:ascii="Times New Roman" w:hAnsi="Times New Roman" w:eastAsia="黑体"/>
-          <w:b w:val="0"/>
-          <w:color w:val="888888"/>
-          <w:sz w:val="24"/>
-        </w:rPr>
-        <w:t>【C级·参考】</w:t>
-      </w:r>
-      <w:r>
-        <w:rPr>
-          <w:rFonts w:ascii="Times New Roman" w:hAnsi="Times New Roman" w:eastAsia="黑体"/>
-          <w:b w:val="0"/>
-          <w:color w:val="888888"/>
-          <w:sz w:val="24"/>
-        </w:rPr>
-        <w:t>对话Rokid祝铭明：线下反超线上，AI眼镜撕掉“玩具”标签</w:t>
-      </w:r>
-    </w:p>
-    <w:p>
-      <w:r>
-        <w:rPr>
-          <w:rFonts w:ascii="Times New Roman" w:hAnsi="Times New Roman" w:eastAsia="宋体"/>
-          <w:color w:val="888888"/>
-          <w:sz w:val="18"/>
-        </w:rPr>
-        <w:t>来源:Bing新闻 | 时间:10-30 17:48</w:t>
-      </w:r>
-    </w:p>
-    <w:p>
-      <w:r>
-        <w:rPr>
-          <w:rFonts w:ascii="Times New Roman" w:hAnsi="Times New Roman" w:eastAsia="宋体"/>
-          <w:sz w:val="18"/>
-        </w:rPr>
-        <w:t>链接:</w:t>
-      </w:r>
-      <w:hyperlink r:id="rId19">
-        <w:r>
-          <w:rPr>
-            <w:color w:val="0563C1"/>
-            <w:u w:val="single"/>
-          </w:rPr>
-          <w:t>对话Rokid祝铭明：线下反超线上，AI眼镜撕掉“玩具”标签</w:t>
         </w:r>
       </w:hyperlink>
     </w:p>
@@ -652,7 +550,7 @@
         </w:rPr>
         <w:t>链接:</w:t>
       </w:r>
-      <w:hyperlink r:id="rId20">
+      <w:hyperlink r:id="rId18">
         <w:r>
           <w:rPr>
             <w:color w:val="0563C1"/>
@@ -703,7 +601,7 @@
         </w:rPr>
         <w:t>链接:</w:t>
       </w:r>
-      <w:hyperlink r:id="rId21">
+      <w:hyperlink r:id="rId19">
         <w:r>
           <w:rPr>
             <w:color w:val="0563C1"/>
@@ -754,13 +652,64 @@
         </w:rPr>
         <w:t>链接:</w:t>
       </w:r>
-      <w:hyperlink r:id="rId22">
+      <w:hyperlink r:id="rId20">
         <w:r>
           <w:rPr>
             <w:color w:val="0563C1"/>
             <w:u w:val="single"/>
           </w:rPr>
           <w:t>Valve答疑Steam宣发和独游困境，“不打算删除AI垃圾游戏”！</w:t>
+        </w:r>
+      </w:hyperlink>
+    </w:p>
+    <w:p>
+      <w:pPr>
+        <w:pStyle w:val="Heading3"/>
+      </w:pPr>
+      <w:r>
+        <w:rPr>
+          <w:rFonts w:ascii="Times New Roman" w:hAnsi="Times New Roman" w:eastAsia="黑体"/>
+          <w:b w:val="0"/>
+          <w:color w:val="888888"/>
+          <w:sz w:val="24"/>
+        </w:rPr>
+        <w:t>【C级·参考】</w:t>
+      </w:r>
+      <w:r>
+        <w:rPr>
+          <w:rFonts w:ascii="Times New Roman" w:hAnsi="Times New Roman" w:eastAsia="黑体"/>
+          <w:b w:val="0"/>
+          <w:color w:val="888888"/>
+          <w:sz w:val="24"/>
+        </w:rPr>
+        <w:t>大模型开始“定义”芯片：国产车规AI算力的竞争标尺变了</w:t>
+      </w:r>
+    </w:p>
+    <w:p>
+      <w:r>
+        <w:rPr>
+          <w:rFonts w:ascii="Times New Roman" w:hAnsi="Times New Roman" w:eastAsia="宋体"/>
+          <w:color w:val="888888"/>
+          <w:sz w:val="18"/>
+        </w:rPr>
+        <w:t>来源:Bing新闻 | 时间:10-30 07:42</w:t>
+      </w:r>
+    </w:p>
+    <w:p>
+      <w:r>
+        <w:rPr>
+          <w:rFonts w:ascii="Times New Roman" w:hAnsi="Times New Roman" w:eastAsia="宋体"/>
+          <w:sz w:val="18"/>
+        </w:rPr>
+        <w:t>链接:</w:t>
+      </w:r>
+      <w:hyperlink r:id="rId21">
+        <w:r>
+          <w:rPr>
+            <w:color w:val="0563C1"/>
+            <w:u w:val="single"/>
+          </w:rPr>
+          <w:t>大模型开始“定义”芯片：国产车规AI算力的竞争标尺变了</w:t>
         </w:r>
       </w:hyperlink>
     </w:p>
@@ -805,7 +754,7 @@
         </w:rPr>
         <w:t>链接:</w:t>
       </w:r>
-      <w:hyperlink r:id="rId23">
+      <w:hyperlink r:id="rId22">
         <w:r>
           <w:rPr>
             <w:color w:val="0563C1"/>
@@ -835,7 +784,7 @@
           <w:color w:val="888888"/>
           <w:sz w:val="24"/>
         </w:rPr>
-        <w:t>Building an AI-native engineering org</w:t>
+        <w:t>巨头云集展台，这家成立三年的公司发布大模型智驾芯片</w:t>
       </w:r>
     </w:p>
     <w:p>
@@ -845,7 +794,7 @@
           <w:color w:val="888888"/>
           <w:sz w:val="18"/>
         </w:rPr>
-        <w:t>来源:Hacker News | 时间:10-30 05:58</w:t>
+        <w:t>来源:Bing新闻 | 时间:10-30 04:07</w:t>
       </w:r>
     </w:p>
     <w:p>
@@ -856,13 +805,13 @@
         </w:rPr>
         <w:t>链接:</w:t>
       </w:r>
-      <w:hyperlink r:id="rId24">
+      <w:hyperlink r:id="rId23">
         <w:r>
           <w:rPr>
             <w:color w:val="0563C1"/>
             <w:u w:val="single"/>
           </w:rPr>
-          <w:t>Building an AI-native engineering org</w:t>
+          <w:t>巨头云集展台，这家成立三年的公司发布大模型智驾芯片</w:t>
         </w:r>
       </w:hyperlink>
     </w:p>
@@ -907,7 +856,7 @@
         </w:rPr>
         <w:t>链接:</w:t>
       </w:r>
-      <w:hyperlink r:id="rId25">
+      <w:hyperlink r:id="rId24">
         <w:r>
           <w:rPr>
             <w:color w:val="0563C1"/>
@@ -958,13 +907,64 @@
         </w:rPr>
         <w:t>链接:</w:t>
       </w:r>
+      <w:hyperlink r:id="rId25">
+        <w:r>
+          <w:rPr>
+            <w:color w:val="0563C1"/>
+            <w:u w:val="single"/>
+          </w:rPr>
+          <w:t>新芯航途发布大模型芯片X7 Ultra，释放10倍模型参数</w:t>
+        </w:r>
+      </w:hyperlink>
+    </w:p>
+    <w:p>
+      <w:pPr>
+        <w:pStyle w:val="Heading3"/>
+      </w:pPr>
+      <w:r>
+        <w:rPr>
+          <w:rFonts w:ascii="Times New Roman" w:hAnsi="Times New Roman" w:eastAsia="黑体"/>
+          <w:b w:val="0"/>
+          <w:color w:val="888888"/>
+          <w:sz w:val="24"/>
+        </w:rPr>
+        <w:t>【C级·参考】</w:t>
+      </w:r>
+      <w:r>
+        <w:rPr>
+          <w:rFonts w:ascii="Times New Roman" w:hAnsi="Times New Roman" w:eastAsia="黑体"/>
+          <w:b w:val="0"/>
+          <w:color w:val="888888"/>
+          <w:sz w:val="24"/>
+        </w:rPr>
+        <w:t>AI, Lean, and the Future of Formal Verification, with Lean Creator Leo de Moura</w:t>
+      </w:r>
+    </w:p>
+    <w:p>
+      <w:r>
+        <w:rPr>
+          <w:rFonts w:ascii="Times New Roman" w:hAnsi="Times New Roman" w:eastAsia="宋体"/>
+          <w:color w:val="888888"/>
+          <w:sz w:val="18"/>
+        </w:rPr>
+        <w:t>来源:Hacker News | 时间:10-29 23:29</w:t>
+      </w:r>
+    </w:p>
+    <w:p>
+      <w:r>
+        <w:rPr>
+          <w:rFonts w:ascii="Times New Roman" w:hAnsi="Times New Roman" w:eastAsia="宋体"/>
+          <w:sz w:val="18"/>
+        </w:rPr>
+        <w:t>链接:</w:t>
+      </w:r>
       <w:hyperlink r:id="rId26">
         <w:r>
           <w:rPr>
             <w:color w:val="0563C1"/>
             <w:u w:val="single"/>
           </w:rPr>
-          <w:t>新芯航途发布大模型芯片X7 Ultra，释放10倍模型参数</w:t>
+          <w:t>AI, Lean, and the Future of Formal Verification, with Lean Creator Leo de Moura</w:t>
         </w:r>
       </w:hyperlink>
     </w:p>
@@ -1032,9 +1032,55 @@
       </w:r>
     </w:p>
     <w:p>
+      <w:pPr>
+        <w:pStyle w:val="Heading3"/>
+      </w:pPr>
       <w:r>
-        <w:t>本线口暂无重要更新</w:t>
+        <w:rPr>
+          <w:rFonts w:ascii="Times New Roman" w:hAnsi="Times New Roman" w:eastAsia="黑体"/>
+          <w:b w:val="0"/>
+          <w:color w:val="888888"/>
+          <w:sz w:val="24"/>
+        </w:rPr>
+        <w:t>【C级·参考】</w:t>
       </w:r>
+      <w:r>
+        <w:rPr>
+          <w:rFonts w:ascii="Times New Roman" w:hAnsi="Times New Roman" w:eastAsia="黑体"/>
+          <w:b w:val="0"/>
+          <w:color w:val="888888"/>
+          <w:sz w:val="24"/>
+        </w:rPr>
+        <w:t>无界动力与京东达成战略合作，机器人 K15 上岗七鲜咖啡</w:t>
+      </w:r>
+    </w:p>
+    <w:p>
+      <w:r>
+        <w:rPr>
+          <w:rFonts w:ascii="Times New Roman" w:hAnsi="Times New Roman" w:eastAsia="宋体"/>
+          <w:color w:val="888888"/>
+          <w:sz w:val="18"/>
+        </w:rPr>
+        <w:t>来源:IT之家 | 时间:10-31 20:13</w:t>
+      </w:r>
+    </w:p>
+    <w:p>
+      <w:r>
+        <w:rPr>
+          <w:rFonts w:ascii="Times New Roman" w:hAnsi="Times New Roman" w:eastAsia="宋体"/>
+          <w:sz w:val="18"/>
+        </w:rPr>
+        <w:t>链接:</w:t>
+      </w:r>
+      <w:hyperlink r:id="rId28">
+        <w:r>
+          <w:rPr>
+            <w:color w:val="0563C1"/>
+            <w:u w:val="single"/>
+          </w:rPr>
+          <w:t>无界动力与京东达成战略合作，机器人 K15 上岗七鲜咖啡</w:t>
+        </w:r>
+      </w:hyperlink>
     </w:p>
     <w:p>
       <w:pPr>
@@ -1049,9 +1095,55 @@
       </w:r>
     </w:p>
     <w:p>
+      <w:pPr>
+        <w:pStyle w:val="Heading3"/>
+      </w:pPr>
       <w:r>
-        <w:t>本线口暂无重要更新</w:t>
+        <w:rPr>
+          <w:rFonts w:ascii="Times New Roman" w:hAnsi="Times New Roman" w:eastAsia="黑体"/>
+          <w:b w:val="0"/>
+          <w:color w:val="888888"/>
+          <w:sz w:val="24"/>
+        </w:rPr>
+        <w:t>【C级·参考】</w:t>
       </w:r>
+      <w:r>
+        <w:rPr>
+          <w:rFonts w:ascii="Times New Roman" w:hAnsi="Times New Roman" w:eastAsia="黑体"/>
+          <w:b w:val="0"/>
+          <w:color w:val="888888"/>
+          <w:sz w:val="24"/>
+        </w:rPr>
+        <w:t>Waymo 无人驾驶出租车长期霸占充电桩，美国电车车主不胜其扰</w:t>
+      </w:r>
+    </w:p>
+    <w:p>
+      <w:r>
+        <w:rPr>
+          <w:rFonts w:ascii="Times New Roman" w:hAnsi="Times New Roman" w:eastAsia="宋体"/>
+          <w:color w:val="888888"/>
+          <w:sz w:val="18"/>
+        </w:rPr>
+        <w:t>来源:IT之家 | 时间:10-31 18:48</w:t>
+      </w:r>
+    </w:p>
+    <w:p>
+      <w:r>
+        <w:rPr>
+          <w:rFonts w:ascii="Times New Roman" w:hAnsi="Times New Roman" w:eastAsia="宋体"/>
+          <w:sz w:val="18"/>
+        </w:rPr>
+        <w:t>链接:</w:t>
+      </w:r>
+      <w:hyperlink r:id="rId29">
+        <w:r>
+          <w:rPr>
+            <w:color w:val="0563C1"/>
+            <w:u w:val="single"/>
+          </w:rPr>
+          <w:t>Waymo 无人驾驶出租车长期霸占充电桩，美国电车车主不胜其扰</w:t>
+        </w:r>
+      </w:hyperlink>
     </w:p>
     <w:p>
       <w:pPr>
@@ -1102,7 +1194,7 @@
           <w:color w:val="888888"/>
           <w:sz w:val="24"/>
         </w:rPr>
-        <w:t>腾讯地图公布 Agent 能力全景图，元宝、微信小微、OPPO 小布助手等已接入</w:t>
+        <w:t>米哈游《原神》菲林斯 · 诡灯陌影磁轴键盘开售，728 元</w:t>
       </w:r>
     </w:p>
     <w:p>
@@ -1112,7 +1204,7 @@
           <w:color w:val="888888"/>
           <w:sz w:val="18"/>
         </w:rPr>
-        <w:t>来源:IT之家 | 时间:10-31 12:41</w:t>
+        <w:t>来源:IT之家 | 时间:10-31 20:39</w:t>
       </w:r>
     </w:p>
     <w:p>
@@ -1123,13 +1215,13 @@
         </w:rPr>
         <w:t>链接:</w:t>
       </w:r>
-      <w:hyperlink r:id="rId28">
+      <w:hyperlink r:id="rId30">
         <w:r>
           <w:rPr>
             <w:color w:val="0563C1"/>
             <w:u w:val="single"/>
           </w:rPr>
-          <w:t>腾讯地图公布 Agent 能力全景图，元宝、微信小微、OPPO 小布助手等已接入</w:t>
+          <w:t>米哈游《原神》菲林斯 · 诡灯陌影磁轴键盘开售，728 元</w:t>
         </w:r>
       </w:hyperlink>
     </w:p>
@@ -1153,7 +1245,7 @@
           <w:color w:val="888888"/>
           <w:sz w:val="24"/>
         </w:rPr>
-        <w:t>罗技 MX 系列首个特别版鼠标、MX KEYPAD 国行发售，买就送腾讯 WorkBuddy 积分</w:t>
+        <w:t>机械革命推出 JG02M 与 JG03M 电竞鼠标：54g 轻量化，79.9 元起</w:t>
       </w:r>
     </w:p>
     <w:p>
@@ -1163,7 +1255,7 @@
           <w:color w:val="888888"/>
           <w:sz w:val="18"/>
         </w:rPr>
-        <w:t>来源:IT之家 | 时间:10-31 12:07</w:t>
+        <w:t>来源:IT之家 | 时间:10-31 18:23</w:t>
       </w:r>
     </w:p>
     <w:p>
@@ -1174,13 +1266,13 @@
         </w:rPr>
         <w:t>链接:</w:t>
       </w:r>
-      <w:hyperlink r:id="rId29">
+      <w:hyperlink r:id="rId31">
         <w:r>
           <w:rPr>
             <w:color w:val="0563C1"/>
             <w:u w:val="single"/>
           </w:rPr>
-          <w:t>罗技 MX 系列首个特别版鼠标、MX KEYPAD 国行发售，买就送腾讯 WorkBuddy 积分</w:t>
+          <w:t>机械革命推出 JG02M 与 JG03M 电竞鼠标：54g 轻量化，79.9 元起</w:t>
         </w:r>
       </w:hyperlink>
     </w:p>
@@ -1204,7 +1296,7 @@
           <w:color w:val="888888"/>
           <w:sz w:val="24"/>
         </w:rPr>
-        <w:t>微软更新 Win11 26H2 26340.9843 预览版：重构搜索体验，增强 XBOX 游戏模式</w:t>
+        <w:t>《使命召唤：现代战争 4》游戏使用梨泰院踩踏事故素材，动视致歉并承诺删除</w:t>
       </w:r>
     </w:p>
     <w:p>
@@ -1214,7 +1306,7 @@
           <w:color w:val="888888"/>
           <w:sz w:val="18"/>
         </w:rPr>
-        <w:t>来源:IT之家 | 时间:10-31 11:38</w:t>
+        <w:t>来源:IT之家 | 时间:10-31 17:08</w:t>
       </w:r>
     </w:p>
     <w:p>
@@ -1225,13 +1317,13 @@
         </w:rPr>
         <w:t>链接:</w:t>
       </w:r>
-      <w:hyperlink r:id="rId30">
+      <w:hyperlink r:id="rId32">
         <w:r>
           <w:rPr>
             <w:color w:val="0563C1"/>
             <w:u w:val="single"/>
           </w:rPr>
-          <w:t>微软更新 Win11 26H2 26340.9843 预览版：重构搜索体验，增强 XBOX 游戏模式</w:t>
+          <w:t>《使命召唤：现代战争 4》游戏使用梨泰院踩踏事故素材，动视致歉并承诺删除</w:t>
         </w:r>
       </w:hyperlink>
     </w:p>
@@ -1276,7 +1368,7 @@
         </w:rPr>
         <w:t>链接:</w:t>
       </w:r>
-      <w:hyperlink r:id="rId31">
+      <w:hyperlink r:id="rId33">
         <w:r>
           <w:rPr>
             <w:color w:val="0563C1"/>
@@ -1327,7 +1419,7 @@
         </w:rPr>
         <w:t>链接:</w:t>
       </w:r>
-      <w:hyperlink r:id="rId32">
+      <w:hyperlink r:id="rId34">
         <w:r>
           <w:rPr>
             <w:color w:val="0563C1"/>
@@ -1378,7 +1470,7 @@
         </w:rPr>
         <w:t>链接:</w:t>
       </w:r>
-      <w:hyperlink r:id="rId33">
+      <w:hyperlink r:id="rId35">
         <w:r>
           <w:rPr>
             <w:color w:val="0563C1"/>
@@ -1429,7 +1521,7 @@
         </w:rPr>
         <w:t>链接:</w:t>
       </w:r>
-      <w:hyperlink r:id="rId34">
+      <w:hyperlink r:id="rId36">
         <w:r>
           <w:rPr>
             <w:color w:val="0563C1"/>
@@ -1471,7 +1563,7 @@
           <w:color w:val="888888"/>
           <w:sz w:val="24"/>
         </w:rPr>
-        <w:t>荣耀 WIN 平板首销：8.4 英寸 240Hz OLED 屏幕、第五代骁龙 8 至尊版，国补到手价 3699 元起</w:t>
+        <w:t>75 英寸 5799 → 3333 元：华为 Vision 智慧屏 6 SE RGB 国补探新低</w:t>
       </w:r>
     </w:p>
     <w:p>
@@ -1481,7 +1573,7 @@
           <w:color w:val="888888"/>
           <w:sz w:val="18"/>
         </w:rPr>
-        <w:t>来源:IT之家 | 时间:10-31 09:29</w:t>
+        <w:t>来源:IT之家 | 时间:10-31 19:59</w:t>
       </w:r>
     </w:p>
     <w:p>
@@ -1492,13 +1584,13 @@
         </w:rPr>
         <w:t>链接:</w:t>
       </w:r>
-      <w:hyperlink r:id="rId35">
+      <w:hyperlink r:id="rId37">
         <w:r>
           <w:rPr>
             <w:color w:val="0563C1"/>
             <w:u w:val="single"/>
           </w:rPr>
-          <w:t>荣耀 WIN 平板首销：8.4 英寸 240Hz OLED 屏幕、第五代骁龙 8 至尊版，国补到手价 3699 元起</w:t>
+          <w:t>75 英寸 5799 → 3333 元：华为 Vision 智慧屏 6 SE RGB 国补探新低</w:t>
         </w:r>
       </w:hyperlink>
     </w:p>
@@ -1522,7 +1614,7 @@
           <w:color w:val="888888"/>
           <w:sz w:val="24"/>
         </w:rPr>
-        <w:t>定制全光谱灯珠：小米米家风扇灯 36 英寸国补后 366 元（初次免费安装）</w:t>
+        <w:t>12G+256G 首发 3199 → 2188 元：联想小新 Pro GT 13 平板电脑国补 6 期免息</w:t>
       </w:r>
     </w:p>
     <w:p>
@@ -1532,109 +1624,7 @@
           <w:color w:val="888888"/>
           <w:sz w:val="18"/>
         </w:rPr>
-        <w:t>来源:IT之家 | 时间:10-31 09:27</w:t>
-      </w:r>
-    </w:p>
-    <w:p>
-      <w:r>
-        <w:rPr>
-          <w:rFonts w:ascii="Times New Roman" w:hAnsi="Times New Roman" w:eastAsia="宋体"/>
-          <w:sz w:val="18"/>
-        </w:rPr>
-        <w:t>链接:</w:t>
-      </w:r>
-      <w:hyperlink r:id="rId36">
-        <w:r>
-          <w:rPr>
-            <w:color w:val="0563C1"/>
-            <w:u w:val="single"/>
-          </w:rPr>
-          <w:t>定制全光谱灯珠：小米米家风扇灯 36 英寸国补后 366 元（初次免费安装）</w:t>
-        </w:r>
-      </w:hyperlink>
-    </w:p>
-    <w:p>
-      <w:pPr>
-        <w:pStyle w:val="Heading3"/>
-      </w:pPr>
-      <w:r>
-        <w:rPr>
-          <w:rFonts w:ascii="Times New Roman" w:hAnsi="Times New Roman" w:eastAsia="黑体"/>
-          <w:b w:val="0"/>
-          <w:color w:val="888888"/>
-          <w:sz w:val="24"/>
-        </w:rPr>
-        <w:t>【C级·参考】</w:t>
-      </w:r>
-      <w:r>
-        <w:rPr>
-          <w:rFonts w:ascii="Times New Roman" w:hAnsi="Times New Roman" w:eastAsia="黑体"/>
-          <w:b w:val="0"/>
-          <w:color w:val="888888"/>
-          <w:sz w:val="24"/>
-        </w:rPr>
-        <w:t>上市 5999 元：小米 MIX Flip 2 小折叠手机国补后 2378 元新低</w:t>
-      </w:r>
-    </w:p>
-    <w:p>
-      <w:r>
-        <w:rPr>
-          <w:rFonts w:ascii="Times New Roman" w:hAnsi="Times New Roman" w:eastAsia="宋体"/>
-          <w:color w:val="888888"/>
-          <w:sz w:val="18"/>
-        </w:rPr>
-        <w:t>来源:IT之家 | 时间:10-31 09:10</w:t>
-      </w:r>
-    </w:p>
-    <w:p>
-      <w:r>
-        <w:rPr>
-          <w:rFonts w:ascii="Times New Roman" w:hAnsi="Times New Roman" w:eastAsia="宋体"/>
-          <w:sz w:val="18"/>
-        </w:rPr>
-        <w:t>链接:</w:t>
-      </w:r>
-      <w:hyperlink r:id="rId37">
-        <w:r>
-          <w:rPr>
-            <w:color w:val="0563C1"/>
-            <w:u w:val="single"/>
-          </w:rPr>
-          <w:t>上市 5999 元：小米 MIX Flip 2 小折叠手机国补后 2378 元新低</w:t>
-        </w:r>
-      </w:hyperlink>
-    </w:p>
-    <w:p>
-      <w:pPr>
-        <w:pStyle w:val="Heading3"/>
-      </w:pPr>
-      <w:r>
-        <w:rPr>
-          <w:rFonts w:ascii="Times New Roman" w:hAnsi="Times New Roman" w:eastAsia="黑体"/>
-          <w:b w:val="0"/>
-          <w:color w:val="888888"/>
-          <w:sz w:val="24"/>
-        </w:rPr>
-        <w:t>【C级·参考】</w:t>
-      </w:r>
-      <w:r>
-        <w:rPr>
-          <w:rFonts w:ascii="Times New Roman" w:hAnsi="Times New Roman" w:eastAsia="黑体"/>
-          <w:b w:val="0"/>
-          <w:color w:val="888888"/>
-          <w:sz w:val="24"/>
-        </w:rPr>
-        <w:t>1499 → 773 元国补直降：小米米家净水器 2 破冰新低，1200G 大通量 + 7 年 RO 滤芯</w:t>
-      </w:r>
-    </w:p>
-    <w:p>
-      <w:r>
-        <w:rPr>
-          <w:rFonts w:ascii="Times New Roman" w:hAnsi="Times New Roman" w:eastAsia="宋体"/>
-          <w:color w:val="888888"/>
-          <w:sz w:val="18"/>
-        </w:rPr>
-        <w:t>来源:IT之家 | 时间:10-30 20:44</w:t>
+        <w:t>来源:IT之家 | 时间:10-31 17:27</w:t>
       </w:r>
     </w:p>
     <w:p>
@@ -1651,7 +1641,7 @@
             <w:color w:val="0563C1"/>
             <w:u w:val="single"/>
           </w:rPr>
-          <w:t>1499 → 773 元国补直降：小米米家净水器 2 破冰新低，1200G 大通量 + 7 年 RO 滤芯</w:t>
+          <w:t>12G+256G 首发 3199 → 2188 元：联想小新 Pro GT 13 平板电脑国补 6 期免息</w:t>
         </w:r>
       </w:hyperlink>
     </w:p>
@@ -1681,7 +1671,7 @@
           <w:rFonts w:ascii="Times New Roman" w:hAnsi="Times New Roman" w:eastAsia="宋体"/>
           <w:sz w:val="18"/>
         </w:rPr>
-        <w:t>IT之家(60)、GameLook(6)、HackerNews(4)、Bing新闻(11)</w:t>
+        <w:t>IT之家(60)、GameLook(6)、HackerNews(3)、Bing新闻(12)</w:t>
       </w:r>
     </w:p>
     <w:p>

--- a/briefings/线口监测午报-2026-10-31.docx
+++ b/briefings/线口监测午报-2026-10-31.docx
@@ -22,7 +22,7 @@
           <w:color w:val="888888"/>
           <w:sz w:val="18"/>
         </w:rPr>
-        <w:t>监测窗口:近48小时 | 生成时间:2026-10-31 21:35</w:t>
+        <w:t>监测窗口:近48小时 | 生成时间:2026-10-31 22:28</w:t>
       </w:r>
     </w:p>
     <w:p>
@@ -70,6 +70,57 @@
           <w:color w:val="888888"/>
           <w:sz w:val="24"/>
         </w:rPr>
+        <w:t>DeepSeek 提出 Super-agent 架构设计：Router 与 Worker 双层架构，探索更自主的 Agent 系统</w:t>
+      </w:r>
+    </w:p>
+    <w:p>
+      <w:r>
+        <w:rPr>
+          <w:rFonts w:ascii="Times New Roman" w:hAnsi="Times New Roman" w:eastAsia="宋体"/>
+          <w:color w:val="888888"/>
+          <w:sz w:val="18"/>
+        </w:rPr>
+        <w:t>来源:IT之家 | 时间:10-31 21:36</w:t>
+      </w:r>
+    </w:p>
+    <w:p>
+      <w:r>
+        <w:rPr>
+          <w:rFonts w:ascii="Times New Roman" w:hAnsi="Times New Roman" w:eastAsia="宋体"/>
+          <w:sz w:val="18"/>
+        </w:rPr>
+        <w:t>链接:</w:t>
+      </w:r>
+      <w:hyperlink r:id="rId9">
+        <w:r>
+          <w:rPr>
+            <w:color w:val="0563C1"/>
+            <w:u w:val="single"/>
+          </w:rPr>
+          <w:t>DeepSeek 提出 Super-agent 架构设计：Router 与 Worker 双层架构，探索更自主的 Agent 系统</w:t>
+        </w:r>
+      </w:hyperlink>
+    </w:p>
+    <w:p>
+      <w:pPr>
+        <w:pStyle w:val="Heading3"/>
+      </w:pPr>
+      <w:r>
+        <w:rPr>
+          <w:rFonts w:ascii="Times New Roman" w:hAnsi="Times New Roman" w:eastAsia="黑体"/>
+          <w:b w:val="0"/>
+          <w:color w:val="888888"/>
+          <w:sz w:val="24"/>
+        </w:rPr>
+        <w:t>【C级·参考】</w:t>
+      </w:r>
+      <w:r>
+        <w:rPr>
+          <w:rFonts w:ascii="Times New Roman" w:hAnsi="Times New Roman" w:eastAsia="黑体"/>
+          <w:b w:val="0"/>
+          <w:color w:val="888888"/>
+          <w:sz w:val="24"/>
+        </w:rPr>
         <w:t>存储芯片短缺加剧之际，OpenAI 奥尔特曼赴韩与约 50 名三星高管会面</w:t>
       </w:r>
     </w:p>
@@ -91,7 +142,7 @@
         </w:rPr>
         <w:t>链接:</w:t>
       </w:r>
-      <w:hyperlink r:id="rId9">
+      <w:hyperlink r:id="rId10">
         <w:r>
           <w:rPr>
             <w:color w:val="0563C1"/>
@@ -142,7 +193,7 @@
         </w:rPr>
         <w:t>链接:</w:t>
       </w:r>
-      <w:hyperlink r:id="rId10">
+      <w:hyperlink r:id="rId11">
         <w:r>
           <w:rPr>
             <w:color w:val="0563C1"/>
@@ -193,7 +244,7 @@
         </w:rPr>
         <w:t>链接:</w:t>
       </w:r>
-      <w:hyperlink r:id="rId11">
+      <w:hyperlink r:id="rId12">
         <w:r>
           <w:rPr>
             <w:color w:val="0563C1"/>
@@ -244,7 +295,7 @@
         </w:rPr>
         <w:t>链接:</w:t>
       </w:r>
-      <w:hyperlink r:id="rId12">
+      <w:hyperlink r:id="rId13">
         <w:r>
           <w:rPr>
             <w:color w:val="0563C1"/>
@@ -295,7 +346,7 @@
         </w:rPr>
         <w:t>链接:</w:t>
       </w:r>
-      <w:hyperlink r:id="rId13">
+      <w:hyperlink r:id="rId14">
         <w:r>
           <w:rPr>
             <w:color w:val="0563C1"/>
@@ -325,7 +376,7 @@
           <w:color w:val="888888"/>
           <w:sz w:val="24"/>
         </w:rPr>
-        <w:t>马斯克 SpaceXAI 收购 Cursor 后，Grok 已支持中国银联和支付宝付款</w:t>
+        <w:t>AI眼镜行业深度：发展历程、硬件架构、产业链拆解及相关公司深度梳理</w:t>
       </w:r>
     </w:p>
     <w:p>
@@ -335,7 +386,7 @@
           <w:color w:val="888888"/>
           <w:sz w:val="18"/>
         </w:rPr>
-        <w:t>来源:IT之家 | 时间:10-31 15:52</w:t>
+        <w:t>来源:Bing新闻 | 时间:10-31 08:09</w:t>
       </w:r>
     </w:p>
     <w:p>
@@ -346,13 +397,13 @@
         </w:rPr>
         <w:t>链接:</w:t>
       </w:r>
-      <w:hyperlink r:id="rId14">
+      <w:hyperlink r:id="rId15">
         <w:r>
           <w:rPr>
             <w:color w:val="0563C1"/>
             <w:u w:val="single"/>
           </w:rPr>
-          <w:t>马斯克 SpaceXAI 收购 Cursor 后，Grok 已支持中国银联和支付宝付款</w:t>
+          <w:t>AI眼镜行业深度：发展历程、硬件架构、产业链拆解及相关公司深度梳理</w:t>
         </w:r>
       </w:hyperlink>
     </w:p>
@@ -376,7 +427,7 @@
           <w:color w:val="888888"/>
           <w:sz w:val="24"/>
         </w:rPr>
-        <w:t>全球首富马斯克预言：2029 年太空 AI 算力将远超地面算力</w:t>
+        <w:t>AI助盲眼镜、脑科学指环集中亮相 2026浙江金秋消费盛宴在温州“开宴”</w:t>
       </w:r>
     </w:p>
     <w:p>
@@ -386,7 +437,7 @@
           <w:color w:val="888888"/>
           <w:sz w:val="18"/>
         </w:rPr>
-        <w:t>来源:IT之家 | 时间:10-31 15:32</w:t>
+        <w:t>来源:Bing新闻 | 时间:10-31 03:43</w:t>
       </w:r>
     </w:p>
     <w:p>
@@ -397,13 +448,13 @@
         </w:rPr>
         <w:t>链接:</w:t>
       </w:r>
-      <w:hyperlink r:id="rId15">
+      <w:hyperlink r:id="rId16">
         <w:r>
           <w:rPr>
             <w:color w:val="0563C1"/>
             <w:u w:val="single"/>
           </w:rPr>
-          <w:t>全球首富马斯克预言：2029 年太空 AI 算力将远超地面算力</w:t>
+          <w:t>AI助盲眼镜、脑科学指环集中亮相 2026浙江金秋消费盛宴在温州“开宴”</w:t>
         </w:r>
       </w:hyperlink>
     </w:p>
@@ -448,7 +499,7 @@
         </w:rPr>
         <w:t>链接:</w:t>
       </w:r>
-      <w:hyperlink r:id="rId16">
+      <w:hyperlink r:id="rId17">
         <w:r>
           <w:rPr>
             <w:color w:val="0563C1"/>
@@ -499,7 +550,7 @@
         </w:rPr>
         <w:t>链接:</w:t>
       </w:r>
-      <w:hyperlink r:id="rId17">
+      <w:hyperlink r:id="rId18">
         <w:r>
           <w:rPr>
             <w:color w:val="0563C1"/>
@@ -550,7 +601,7 @@
         </w:rPr>
         <w:t>链接:</w:t>
       </w:r>
-      <w:hyperlink r:id="rId18">
+      <w:hyperlink r:id="rId19">
         <w:r>
           <w:rPr>
             <w:color w:val="0563C1"/>
@@ -601,7 +652,7 @@
         </w:rPr>
         <w:t>链接:</w:t>
       </w:r>
-      <w:hyperlink r:id="rId19">
+      <w:hyperlink r:id="rId20">
         <w:r>
           <w:rPr>
             <w:color w:val="0563C1"/>
@@ -652,64 +703,13 @@
         </w:rPr>
         <w:t>链接:</w:t>
       </w:r>
-      <w:hyperlink r:id="rId20">
+      <w:hyperlink r:id="rId21">
         <w:r>
           <w:rPr>
             <w:color w:val="0563C1"/>
             <w:u w:val="single"/>
           </w:rPr>
           <w:t>Valve答疑Steam宣发和独游困境，“不打算删除AI垃圾游戏”！</w:t>
-        </w:r>
-      </w:hyperlink>
-    </w:p>
-    <w:p>
-      <w:pPr>
-        <w:pStyle w:val="Heading3"/>
-      </w:pPr>
-      <w:r>
-        <w:rPr>
-          <w:rFonts w:ascii="Times New Roman" w:hAnsi="Times New Roman" w:eastAsia="黑体"/>
-          <w:b w:val="0"/>
-          <w:color w:val="888888"/>
-          <w:sz w:val="24"/>
-        </w:rPr>
-        <w:t>【C级·参考】</w:t>
-      </w:r>
-      <w:r>
-        <w:rPr>
-          <w:rFonts w:ascii="Times New Roman" w:hAnsi="Times New Roman" w:eastAsia="黑体"/>
-          <w:b w:val="0"/>
-          <w:color w:val="888888"/>
-          <w:sz w:val="24"/>
-        </w:rPr>
-        <w:t>大模型开始“定义”芯片：国产车规AI算力的竞争标尺变了</w:t>
-      </w:r>
-    </w:p>
-    <w:p>
-      <w:r>
-        <w:rPr>
-          <w:rFonts w:ascii="Times New Roman" w:hAnsi="Times New Roman" w:eastAsia="宋体"/>
-          <w:color w:val="888888"/>
-          <w:sz w:val="18"/>
-        </w:rPr>
-        <w:t>来源:Bing新闻 | 时间:10-30 07:42</w:t>
-      </w:r>
-    </w:p>
-    <w:p>
-      <w:r>
-        <w:rPr>
-          <w:rFonts w:ascii="Times New Roman" w:hAnsi="Times New Roman" w:eastAsia="宋体"/>
-          <w:sz w:val="18"/>
-        </w:rPr>
-        <w:t>链接:</w:t>
-      </w:r>
-      <w:hyperlink r:id="rId21">
-        <w:r>
-          <w:rPr>
-            <w:color w:val="0563C1"/>
-            <w:u w:val="single"/>
-          </w:rPr>
-          <w:t>大模型开始“定义”芯片：国产车规AI算力的竞争标尺变了</w:t>
         </w:r>
       </w:hyperlink>
     </w:p>
@@ -868,54 +868,15 @@
     </w:p>
     <w:p>
       <w:pPr>
-        <w:pStyle w:val="Heading3"/>
+        <w:pStyle w:val="Heading2"/>
       </w:pPr>
       <w:r>
         <w:rPr>
           <w:rFonts w:ascii="Times New Roman" w:hAnsi="Times New Roman" w:eastAsia="黑体"/>
-          <w:b w:val="0"/>
-          <w:color w:val="888888"/>
-          <w:sz w:val="24"/>
+          <w:sz w:val="28"/>
         </w:rPr>
-        <w:t>【C级·参考】</w:t>
+        <w:t>机器人/AI硬件</w:t>
       </w:r>
-      <w:r>
-        <w:rPr>
-          <w:rFonts w:ascii="Times New Roman" w:hAnsi="Times New Roman" w:eastAsia="黑体"/>
-          <w:b w:val="0"/>
-          <w:color w:val="888888"/>
-          <w:sz w:val="24"/>
-        </w:rPr>
-        <w:t>新芯航途发布大模型芯片X7 Ultra，释放10倍模型参数</w:t>
-      </w:r>
-    </w:p>
-    <w:p>
-      <w:r>
-        <w:rPr>
-          <w:rFonts w:ascii="Times New Roman" w:hAnsi="Times New Roman" w:eastAsia="宋体"/>
-          <w:color w:val="888888"/>
-          <w:sz w:val="18"/>
-        </w:rPr>
-        <w:t>来源:Bing新闻 | 时间:10-30 00:18</w:t>
-      </w:r>
-    </w:p>
-    <w:p>
-      <w:r>
-        <w:rPr>
-          <w:rFonts w:ascii="Times New Roman" w:hAnsi="Times New Roman" w:eastAsia="宋体"/>
-          <w:sz w:val="18"/>
-        </w:rPr>
-        <w:t>链接:</w:t>
-      </w:r>
-      <w:hyperlink r:id="rId25">
-        <w:r>
-          <w:rPr>
-            <w:color w:val="0563C1"/>
-            <w:u w:val="single"/>
-          </w:rPr>
-          <w:t>新芯航途发布大模型芯片X7 Ultra，释放10倍模型参数</w:t>
-        </w:r>
-      </w:hyperlink>
     </w:p>
     <w:p>
       <w:pPr>
@@ -937,7 +898,7 @@
           <w:color w:val="888888"/>
           <w:sz w:val="24"/>
         </w:rPr>
-        <w:t>AI, Lean, and the Future of Formal Verification, with Lean Creator Leo de Moura</w:t>
+        <w:t>上市价 4699 元 → 国补后 2800 元：石头扫拖机器人 P20 Max 上下水版新低</w:t>
       </w:r>
     </w:p>
     <w:p>
@@ -947,7 +908,7 @@
           <w:color w:val="888888"/>
           <w:sz w:val="18"/>
         </w:rPr>
-        <w:t>来源:Hacker News | 时间:10-29 23:29</w:t>
+        <w:t>来源:IT之家 | 时间:10-31 21:56</w:t>
       </w:r>
     </w:p>
     <w:p>
@@ -958,78 +919,15 @@
         </w:rPr>
         <w:t>链接:</w:t>
       </w:r>
-      <w:hyperlink r:id="rId26">
+      <w:hyperlink r:id="rId25">
         <w:r>
           <w:rPr>
             <w:color w:val="0563C1"/>
             <w:u w:val="single"/>
           </w:rPr>
-          <w:t>AI, Lean, and the Future of Formal Verification, with Lean Creator Leo de Moura</w:t>
+          <w:t>上市价 4699 元 → 国补后 2800 元：石头扫拖机器人 P20 Max 上下水版新低</w:t>
         </w:r>
       </w:hyperlink>
-    </w:p>
-    <w:p>
-      <w:pPr>
-        <w:pStyle w:val="Heading3"/>
-      </w:pPr>
-      <w:r>
-        <w:rPr>
-          <w:rFonts w:ascii="Times New Roman" w:hAnsi="Times New Roman" w:eastAsia="黑体"/>
-          <w:b w:val="0"/>
-          <w:color w:val="888888"/>
-          <w:sz w:val="24"/>
-        </w:rPr>
-        <w:t>【C级·参考】</w:t>
-      </w:r>
-      <w:r>
-        <w:rPr>
-          <w:rFonts w:ascii="Times New Roman" w:hAnsi="Times New Roman" w:eastAsia="黑体"/>
-          <w:b w:val="0"/>
-          <w:color w:val="888888"/>
-          <w:sz w:val="24"/>
-        </w:rPr>
-        <w:t>2026年AI眼镜分化，双11买智能眼镜该看什么？</w:t>
-      </w:r>
-    </w:p>
-    <w:p>
-      <w:r>
-        <w:rPr>
-          <w:rFonts w:ascii="Times New Roman" w:hAnsi="Times New Roman" w:eastAsia="宋体"/>
-          <w:color w:val="888888"/>
-          <w:sz w:val="18"/>
-        </w:rPr>
-        <w:t>来源:Bing新闻 | 时间:10-29 23:19</w:t>
-      </w:r>
-    </w:p>
-    <w:p>
-      <w:r>
-        <w:rPr>
-          <w:rFonts w:ascii="Times New Roman" w:hAnsi="Times New Roman" w:eastAsia="宋体"/>
-          <w:sz w:val="18"/>
-        </w:rPr>
-        <w:t>链接:</w:t>
-      </w:r>
-      <w:hyperlink r:id="rId27">
-        <w:r>
-          <w:rPr>
-            <w:color w:val="0563C1"/>
-            <w:u w:val="single"/>
-          </w:rPr>
-          <w:t>2026年AI眼镜分化，双11买智能眼镜该看什么？</w:t>
-        </w:r>
-      </w:hyperlink>
-    </w:p>
-    <w:p>
-      <w:pPr>
-        <w:pStyle w:val="Heading2"/>
-      </w:pPr>
-      <w:r>
-        <w:rPr>
-          <w:rFonts w:ascii="Times New Roman" w:hAnsi="Times New Roman" w:eastAsia="黑体"/>
-          <w:sz w:val="28"/>
-        </w:rPr>
-        <w:t>机器人/AI硬件</w:t>
-      </w:r>
     </w:p>
     <w:p>
       <w:pPr>
@@ -1072,7 +970,7 @@
         </w:rPr>
         <w:t>链接:</w:t>
       </w:r>
-      <w:hyperlink r:id="rId28">
+      <w:hyperlink r:id="rId26">
         <w:r>
           <w:rPr>
             <w:color w:val="0563C1"/>
@@ -1135,7 +1033,7 @@
         </w:rPr>
         <w:t>链接:</w:t>
       </w:r>
-      <w:hyperlink r:id="rId29">
+      <w:hyperlink r:id="rId27">
         <w:r>
           <w:rPr>
             <w:color w:val="0563C1"/>
@@ -1194,6 +1092,57 @@
           <w:color w:val="888888"/>
           <w:sz w:val="24"/>
         </w:rPr>
+        <w:t>国补后 890 → 664 元：怒喵 Infinity.100 电竞鼠标直降，1.2 秒热插拔磁吸换电、含电池重 49g</w:t>
+      </w:r>
+    </w:p>
+    <w:p>
+      <w:r>
+        <w:rPr>
+          <w:rFonts w:ascii="Times New Roman" w:hAnsi="Times New Roman" w:eastAsia="宋体"/>
+          <w:color w:val="888888"/>
+          <w:sz w:val="18"/>
+        </w:rPr>
+        <w:t>来源:IT之家 | 时间:10-31 22:04</w:t>
+      </w:r>
+    </w:p>
+    <w:p>
+      <w:r>
+        <w:rPr>
+          <w:rFonts w:ascii="Times New Roman" w:hAnsi="Times New Roman" w:eastAsia="宋体"/>
+          <w:sz w:val="18"/>
+        </w:rPr>
+        <w:t>链接:</w:t>
+      </w:r>
+      <w:hyperlink r:id="rId28">
+        <w:r>
+          <w:rPr>
+            <w:color w:val="0563C1"/>
+            <w:u w:val="single"/>
+          </w:rPr>
+          <w:t>国补后 890 → 664 元：怒喵 Infinity.100 电竞鼠标直降，1.2 秒热插拔磁吸换电、含电池重 49g</w:t>
+        </w:r>
+      </w:hyperlink>
+    </w:p>
+    <w:p>
+      <w:pPr>
+        <w:pStyle w:val="Heading3"/>
+      </w:pPr>
+      <w:r>
+        <w:rPr>
+          <w:rFonts w:ascii="Times New Roman" w:hAnsi="Times New Roman" w:eastAsia="黑体"/>
+          <w:b w:val="0"/>
+          <w:color w:val="888888"/>
+          <w:sz w:val="24"/>
+        </w:rPr>
+        <w:t>【C级·参考】</w:t>
+      </w:r>
+      <w:r>
+        <w:rPr>
+          <w:rFonts w:ascii="Times New Roman" w:hAnsi="Times New Roman" w:eastAsia="黑体"/>
+          <w:b w:val="0"/>
+          <w:color w:val="888888"/>
+          <w:sz w:val="24"/>
+        </w:rPr>
         <w:t>米哈游《原神》菲林斯 · 诡灯陌影磁轴键盘开售，728 元</w:t>
       </w:r>
     </w:p>
@@ -1215,7 +1164,7 @@
         </w:rPr>
         <w:t>链接:</w:t>
       </w:r>
-      <w:hyperlink r:id="rId30">
+      <w:hyperlink r:id="rId29">
         <w:r>
           <w:rPr>
             <w:color w:val="0563C1"/>
@@ -1266,7 +1215,7 @@
         </w:rPr>
         <w:t>链接:</w:t>
       </w:r>
-      <w:hyperlink r:id="rId31">
+      <w:hyperlink r:id="rId30">
         <w:r>
           <w:rPr>
             <w:color w:val="0563C1"/>
@@ -1317,7 +1266,7 @@
         </w:rPr>
         <w:t>链接:</w:t>
       </w:r>
-      <w:hyperlink r:id="rId32">
+      <w:hyperlink r:id="rId31">
         <w:r>
           <w:rPr>
             <w:color w:val="0563C1"/>
@@ -1368,7 +1317,7 @@
         </w:rPr>
         <w:t>链接:</w:t>
       </w:r>
-      <w:hyperlink r:id="rId33">
+      <w:hyperlink r:id="rId32">
         <w:r>
           <w:rPr>
             <w:color w:val="0563C1"/>
@@ -1419,7 +1368,7 @@
         </w:rPr>
         <w:t>链接:</w:t>
       </w:r>
-      <w:hyperlink r:id="rId34">
+      <w:hyperlink r:id="rId33">
         <w:r>
           <w:rPr>
             <w:color w:val="0563C1"/>
@@ -1470,7 +1419,7 @@
         </w:rPr>
         <w:t>链接:</w:t>
       </w:r>
-      <w:hyperlink r:id="rId35">
+      <w:hyperlink r:id="rId34">
         <w:r>
           <w:rPr>
             <w:color w:val="0563C1"/>
@@ -1521,7 +1470,7 @@
         </w:rPr>
         <w:t>链接:</w:t>
       </w:r>
-      <w:hyperlink r:id="rId36">
+      <w:hyperlink r:id="rId35">
         <w:r>
           <w:rPr>
             <w:color w:val="0563C1"/>
@@ -1542,6 +1491,57 @@
         </w:rPr>
         <w:t>消费/以旧换新/新餐饮</w:t>
       </w:r>
+    </w:p>
+    <w:p>
+      <w:pPr>
+        <w:pStyle w:val="Heading3"/>
+      </w:pPr>
+      <w:r>
+        <w:rPr>
+          <w:rFonts w:ascii="Times New Roman" w:hAnsi="Times New Roman" w:eastAsia="黑体"/>
+          <w:b w:val="0"/>
+          <w:color w:val="888888"/>
+          <w:sz w:val="24"/>
+        </w:rPr>
+        <w:t>【C级·参考】</w:t>
+      </w:r>
+      <w:r>
+        <w:rPr>
+          <w:rFonts w:ascii="Times New Roman" w:hAnsi="Times New Roman" w:eastAsia="黑体"/>
+          <w:b w:val="0"/>
+          <w:color w:val="888888"/>
+          <w:sz w:val="24"/>
+        </w:rPr>
+        <w:t>颂拓 RACE 2 智能运动手表 2909 元国补直降：升级 1.5 英寸屏、4PD 心率模组</w:t>
+      </w:r>
+    </w:p>
+    <w:p>
+      <w:r>
+        <w:rPr>
+          <w:rFonts w:ascii="Times New Roman" w:hAnsi="Times New Roman" w:eastAsia="宋体"/>
+          <w:color w:val="888888"/>
+          <w:sz w:val="18"/>
+        </w:rPr>
+        <w:t>来源:IT之家 | 时间:10-31 22:13</w:t>
+      </w:r>
+    </w:p>
+    <w:p>
+      <w:r>
+        <w:rPr>
+          <w:rFonts w:ascii="Times New Roman" w:hAnsi="Times New Roman" w:eastAsia="宋体"/>
+          <w:sz w:val="18"/>
+        </w:rPr>
+        <w:t>链接:</w:t>
+      </w:r>
+      <w:hyperlink r:id="rId36">
+        <w:r>
+          <w:rPr>
+            <w:color w:val="0563C1"/>
+            <w:u w:val="single"/>
+          </w:rPr>
+          <w:t>颂拓 RACE 2 智能运动手表 2909 元国补直降：升级 1.5 英寸屏、4PD 心率模组</w:t>
+        </w:r>
+      </w:hyperlink>
     </w:p>
     <w:p>
       <w:pPr>
@@ -1671,7 +1671,7 @@
           <w:rFonts w:ascii="Times New Roman" w:hAnsi="Times New Roman" w:eastAsia="宋体"/>
           <w:sz w:val="18"/>
         </w:rPr>
-        <w:t>IT之家(60)、GameLook(6)、HackerNews(3)、Bing新闻(12)</w:t>
+        <w:t>IT之家(60)、GameLook(6)、HackerNews(4)、Bing新闻(12)</w:t>
       </w:r>
     </w:p>
     <w:p>
